--- a/Quality Management/src/Reports/QltyGeneralPurposeInspection.docx
+++ b/Quality Management/src/Reports/QltyGeneralPurposeInspection.docx
@@ -30,7 +30,7 @@
             <w:tag w:val="#BC:InsertDataItem,Labels/InspectionLabel"/>
             <w:id w:val="1793091244"/>
             <w:placeholder>
-              <w:docPart w:val="19F040F6864B48A599C11E15E63169CB"/>
+              <w:docPart w:val="990021C44BBF4F709651B3122CCD3450"/>
             </w:placeholder>
             <w:dataBinding w:prefixMappings="xmlns:ns0='urn:microsoft-dynamics-nav/reports/Qlty_General_Purpose_Inspect/20405/'" w:xpath="/ns0:NavWordReportXmlPart[1]/ns0:Labels[1]/ns0:InspectionLabel[1]" w:storeItemID="{F00BF611-06BA-436C-902A-C0D5E8DF929B}"/>
             <w15:color w:val="808080"/>
@@ -77,14 +77,13 @@
             <w:rPr>
               <w:bCs/>
             </w:rPr>
-            <w:alias w:val="ItemLabel"/>
-            <w:tag w:val="#BC:InsertDataItem,Labels/ItemLabel"/>
-            <w:id w:val="498628940"/>
+            <w:alias w:val="InspectionDescriptionLabel"/>
+            <w:tag w:val="#BC:InsertDataItem,Labels/InspectionDescriptionLabel"/>
+            <w:id w:val="-796517401"/>
             <w:placeholder>
-              <w:docPart w:val="79CF619905ED4A029E02394C5DB96A90"/>
+              <w:docPart w:val="0F21C78CA3E74983A1521AEE312B1F7B"/>
             </w:placeholder>
-            <w:dataBinding w:prefixMappings="xmlns:ns0='urn:microsoft-dynamics-nav/reports/Qlty_General_Purpose_Inspect/20405/'" w:xpath="/ns0:NavWordReportXmlPart[1]/ns0:Labels[1]/ns0:ItemLabel[1]" w:storeItemID="{F00BF611-06BA-436C-902A-C0D5E8DF929B}"/>
-            <w15:color w:val="808080"/>
+            <w:dataBinding w:prefixMappings="xmlns:ns0='urn:microsoft-dynamics-nav/reports/Qlty_General_Purpose_Inspect/20405/'" w:xpath="/ns0:NavWordReportXmlPart[1]/ns0:Labels[1]/ns0:InspectionDescriptionLabel[1]" w:storeItemID="{F00BF611-06BA-436C-902A-C0D5E8DF929B}"/>
             <w:text/>
           </w:sdtPr>
           <w:sdtContent>
@@ -95,7 +94,7 @@
               <w:p>
                 <w:pPr>
                   <w:rPr>
-                    <w:rFonts w:asciiTheme="majorHAnsi" w:hAnsiTheme="majorHAnsi"/>
+                    <w:bCs/>
                   </w:rPr>
                 </w:pPr>
                 <w:proofErr w:type="spellStart"/>
@@ -103,7 +102,7 @@
                   <w:rPr>
                     <w:bCs/>
                   </w:rPr>
-                  <w:t>ItemLabel</w:t>
+                  <w:t>InspectionDescriptionLabel</w:t>
                 </w:r>
                 <w:proofErr w:type="spellEnd"/>
               </w:p>
@@ -118,48 +117,48 @@
             <w:pPr>
               <w:rPr>
                 <w:bCs/>
+                <w:lang w:val="da-DK"/>
               </w:rPr>
             </w:pPr>
           </w:p>
         </w:tc>
-        <w:tc>
-          <w:tcPr>
-            <w:tcW w:w="3441" w:type="dxa"/>
-          </w:tcPr>
-          <w:p>
-            <w:pPr>
-              <w:rPr>
-                <w:rFonts w:asciiTheme="majorHAnsi" w:hAnsiTheme="majorHAnsi"/>
-              </w:rPr>
-            </w:pPr>
-            <w:sdt>
-              <w:sdtPr>
-                <w:rPr>
-                  <w:bCs/>
-                </w:rPr>
-                <w:alias w:val="ItemTrackingLabel"/>
-                <w:tag w:val="#BC:InsertDataItem,Labels/ItemTrackingLabel"/>
-                <w:id w:val="-1559471266"/>
-                <w:placeholder>
-                  <w:docPart w:val="89A6856229794EB18EFD4B388834A3AE"/>
-                </w:placeholder>
-                <w:dataBinding w:prefixMappings="xmlns:ns0='urn:microsoft-dynamics-nav/reports/Qlty_General_Purpose_Inspect/20405/'" w:xpath="/ns0:NavWordReportXmlPart[1]/ns0:Labels[1]/ns0:ItemTrackingLabel[1]" w:storeItemID="{F00BF611-06BA-436C-902A-C0D5E8DF929B}"/>
-                <w15:color w:val="808080"/>
-                <w:text/>
-              </w:sdtPr>
-              <w:sdtContent>
+        <w:sdt>
+          <w:sdtPr>
+            <w:rPr>
+              <w:bCs/>
+            </w:rPr>
+            <w:alias w:val="ResultLabel"/>
+            <w:tag w:val="#BC:InsertDataItem,Labels/ResultLabel"/>
+            <w:id w:val="-1826118094"/>
+            <w:placeholder>
+              <w:docPart w:val="0F21C78CA3E74983A1521AEE312B1F7B"/>
+            </w:placeholder>
+            <w:dataBinding w:prefixMappings="xmlns:ns0='urn:microsoft-dynamics-nav/reports/Qlty_General_Purpose_Inspect/20405/'" w:xpath="/ns0:NavWordReportXmlPart[1]/ns0:Labels[1]/ns0:ResultLabel[1]" w:storeItemID="{F00BF611-06BA-436C-902A-C0D5E8DF929B}"/>
+            <w:text/>
+          </w:sdtPr>
+          <w:sdtContent>
+            <w:tc>
+              <w:tcPr>
+                <w:tcW w:w="3441" w:type="dxa"/>
+              </w:tcPr>
+              <w:p>
+                <w:pPr>
+                  <w:rPr>
+                    <w:bCs/>
+                  </w:rPr>
+                </w:pPr>
                 <w:proofErr w:type="spellStart"/>
                 <w:r>
                   <w:rPr>
                     <w:bCs/>
                   </w:rPr>
-                  <w:t>ItemTrackingLabel</w:t>
+                  <w:t>ResultLabel</w:t>
                 </w:r>
                 <w:proofErr w:type="spellEnd"/>
-              </w:sdtContent>
-            </w:sdt>
-          </w:p>
-        </w:tc>
+              </w:p>
+            </w:tc>
+          </w:sdtContent>
+        </w:sdt>
       </w:tr>
       <w:tr>
         <w:tc>
@@ -173,7 +172,7 @@
                 <w:tag w:val="#BC:InsertDataItem,DataItems/CurrentInspection/QltyInspection_No"/>
                 <w:id w:val="1961220263"/>
                 <w:placeholder>
-                  <w:docPart w:val="76494A0D615A4F6F8CAF6506B0486BC6"/>
+                  <w:docPart w:val="E5423A1F810A4C1EAD796CEEB15EDB50"/>
                 </w:placeholder>
                 <w:dataBinding w:prefixMappings="xmlns:ns0='urn:microsoft-dynamics-nav/reports/Qlty_General_Purpose_Inspect/20405/'" w:xpath="/ns0:NavWordReportXmlPart[1]/ns0:CurrentInspection[1]/ns0:QltyInspection_No[1]" w:storeItemID="{F00BF611-06BA-436C-902A-C0D5E8DF929B}"/>
                 <w15:color w:val="808080"/>
@@ -196,7 +195,7 @@
                 <w:tag w:val="#BC:InsertDataItem,DataItems/CurrentInspection/ReinspectionSequenceInformation"/>
                 <w:id w:val="-602108974"/>
                 <w:placeholder>
-                  <w:docPart w:val="F76A7EA3722A4A529E0451006182A3B0"/>
+                  <w:docPart w:val="9A3DDC399BA947CF86EF8E3FEDCB17CA"/>
                 </w:placeholder>
                 <w15:dataBinding w:prefixMappings="xmlns:ns0='urn:microsoft-dynamics-nav/reports/Qlty_Certificate_of_Analysis/20401/' " w:xpath="/ns0:NavWordReportXmlPart[1]/ns0:CurrentInspection[1]/ns0:ReinspectionSequenceInformation[1]" w:storeItemID="{F00BF611-06BA-436C-902A-C0D5E8DF929B}"/>
               </w:sdtPr>
@@ -216,6 +215,338 @@
           </w:tcPr>
           <w:p/>
         </w:tc>
+        <w:sdt>
+          <w:sdtPr>
+            <w:alias w:val="QltyInspection_Description"/>
+            <w:tag w:val="#BC:InsertDataItem,DataItems/CurrentInspection/QltyInspection_Description"/>
+            <w:id w:val="-654533579"/>
+            <w:placeholder>
+              <w:docPart w:val="0F21C78CA3E74983A1521AEE312B1F7B"/>
+            </w:placeholder>
+            <w:dataBinding w:prefixMappings="xmlns:ns0='urn:microsoft-dynamics-nav/reports/Qlty_General_Purpose_Inspect/20405/'" w:xpath="/ns0:NavWordReportXmlPart[1]/ns0:CurrentInspection[1]/ns0:QltyInspection_Description[1]" w:storeItemID="{F00BF611-06BA-436C-902A-C0D5E8DF929B}"/>
+            <w:text/>
+          </w:sdtPr>
+          <w:sdtContent>
+            <w:tc>
+              <w:tcPr>
+                <w:tcW w:w="3724" w:type="dxa"/>
+              </w:tcPr>
+              <w:p>
+                <w:proofErr w:type="spellStart"/>
+                <w:r>
+                  <w:t>QltyInspection_Description</w:t>
+                </w:r>
+                <w:proofErr w:type="spellEnd"/>
+              </w:p>
+            </w:tc>
+          </w:sdtContent>
+        </w:sdt>
+        <w:tc>
+          <w:tcPr>
+            <w:tcW w:w="236" w:type="dxa"/>
+          </w:tcPr>
+          <w:p/>
+        </w:tc>
+        <w:sdt>
+          <w:sdtPr>
+            <w:rPr>
+              <w:lang w:val="da-DK"/>
+            </w:rPr>
+            <w:alias w:val="QltyInspection_Result_Description"/>
+            <w:tag w:val="#BC:InsertDataItem,DataItems/CurrentInspection/QltyInspection_Result_Description"/>
+            <w:id w:val="-574823321"/>
+            <w:placeholder>
+              <w:docPart w:val="0F21C78CA3E74983A1521AEE312B1F7B"/>
+            </w:placeholder>
+            <w:dataBinding w:prefixMappings="xmlns:ns0='urn:microsoft-dynamics-nav/reports/Qlty_General_Purpose_Inspect/20405/'" w:xpath="/ns0:NavWordReportXmlPart[1]/ns0:CurrentInspection[1]/ns0:QltyInspection_Result_Description[1]" w:storeItemID="{F00BF611-06BA-436C-902A-C0D5E8DF929B}"/>
+            <w:text/>
+          </w:sdtPr>
+          <w:sdtContent>
+            <w:tc>
+              <w:tcPr>
+                <w:tcW w:w="3441" w:type="dxa"/>
+              </w:tcPr>
+              <w:p>
+                <w:pPr>
+                  <w:rPr>
+                    <w:lang w:val="da-DK"/>
+                  </w:rPr>
+                </w:pPr>
+                <w:r>
+                  <w:rPr>
+                    <w:lang w:val="da-DK"/>
+                  </w:rPr>
+                  <w:t>QltyInspection_Result_Description</w:t>
+                </w:r>
+              </w:p>
+            </w:tc>
+          </w:sdtContent>
+        </w:sdt>
+      </w:tr>
+      <w:tr>
+        <w:tc>
+          <w:tcPr>
+            <w:tcW w:w="2819" w:type="dxa"/>
+          </w:tcPr>
+          <w:p>
+            <w:pPr>
+              <w:rPr>
+                <w:sz w:val="16"/>
+                <w:szCs w:val="16"/>
+                <w:lang w:val="da-DK"/>
+              </w:rPr>
+            </w:pPr>
+          </w:p>
+        </w:tc>
+        <w:tc>
+          <w:tcPr>
+            <w:tcW w:w="236" w:type="dxa"/>
+          </w:tcPr>
+          <w:p>
+            <w:pPr>
+              <w:rPr>
+                <w:sz w:val="16"/>
+                <w:szCs w:val="16"/>
+                <w:lang w:val="da-DK"/>
+              </w:rPr>
+            </w:pPr>
+          </w:p>
+        </w:tc>
+        <w:tc>
+          <w:tcPr>
+            <w:tcW w:w="3724" w:type="dxa"/>
+          </w:tcPr>
+          <w:p>
+            <w:pPr>
+              <w:rPr>
+                <w:sz w:val="16"/>
+                <w:szCs w:val="16"/>
+                <w:lang w:val="da-DK"/>
+              </w:rPr>
+            </w:pPr>
+          </w:p>
+        </w:tc>
+        <w:tc>
+          <w:tcPr>
+            <w:tcW w:w="236" w:type="dxa"/>
+          </w:tcPr>
+          <w:p>
+            <w:pPr>
+              <w:rPr>
+                <w:sz w:val="16"/>
+                <w:szCs w:val="16"/>
+                <w:lang w:val="da-DK"/>
+              </w:rPr>
+            </w:pPr>
+          </w:p>
+        </w:tc>
+        <w:tc>
+          <w:tcPr>
+            <w:tcW w:w="3441" w:type="dxa"/>
+          </w:tcPr>
+          <w:p>
+            <w:pPr>
+              <w:rPr>
+                <w:sz w:val="16"/>
+                <w:szCs w:val="16"/>
+                <w:lang w:val="da-DK"/>
+              </w:rPr>
+            </w:pPr>
+          </w:p>
+        </w:tc>
+      </w:tr>
+      <w:tr>
+        <w:sdt>
+          <w:sdtPr>
+            <w:rPr>
+              <w:b/>
+            </w:rPr>
+            <w:alias w:val="ItemLabel"/>
+            <w:tag w:val="#BC:InsertDataItem,Labels/ItemLabel"/>
+            <w:id w:val="-27641608"/>
+            <w:placeholder>
+              <w:docPart w:val="D1A17F6482F1432A920BFF525C88FEED"/>
+            </w:placeholder>
+            <w:dataBinding w:prefixMappings="xmlns:ns0='urn:microsoft-dynamics-nav/reports/Qlty_General_Purpose_Inspect/20405/'" w:xpath="/ns0:NavWordReportXmlPart[1]/ns0:Labels[1]/ns0:ItemLabel[1]" w:storeItemID="{F00BF611-06BA-436C-902A-C0D5E8DF929B}"/>
+            <w15:color w:val="808080"/>
+            <w:text/>
+          </w:sdtPr>
+          <w:sdtContent>
+            <w:tc>
+              <w:tcPr>
+                <w:tcW w:w="2819" w:type="dxa"/>
+              </w:tcPr>
+              <w:p>
+                <w:pPr>
+                  <w:tabs>
+                    <w:tab w:val="left" w:pos="2016"/>
+                  </w:tabs>
+                  <w:rPr>
+                    <w:lang w:val="da-DK"/>
+                  </w:rPr>
+                </w:pPr>
+                <w:proofErr w:type="spellStart"/>
+                <w:r>
+                  <w:rPr>
+                    <w:b/>
+                  </w:rPr>
+                  <w:t>ItemLabel</w:t>
+                </w:r>
+                <w:proofErr w:type="spellEnd"/>
+              </w:p>
+            </w:tc>
+          </w:sdtContent>
+        </w:sdt>
+        <w:tc>
+          <w:tcPr>
+            <w:tcW w:w="236" w:type="dxa"/>
+          </w:tcPr>
+          <w:p>
+            <w:pPr>
+              <w:rPr>
+                <w:b/>
+              </w:rPr>
+            </w:pPr>
+          </w:p>
+        </w:tc>
+        <w:sdt>
+          <w:sdtPr>
+            <w:rPr>
+              <w:b/>
+            </w:rPr>
+            <w:alias w:val="ItemDescriptionLabel"/>
+            <w:tag w:val="#BC:InsertDataItem,Labels/ItemDescriptionLabel"/>
+            <w:id w:val="-751035663"/>
+            <w:placeholder>
+              <w:docPart w:val="0F21C78CA3E74983A1521AEE312B1F7B"/>
+            </w:placeholder>
+            <w:dataBinding w:prefixMappings="xmlns:ns0='urn:microsoft-dynamics-nav/reports/Qlty_General_Purpose_Inspect/20405/'" w:xpath="/ns0:NavWordReportXmlPart[1]/ns0:Labels[1]/ns0:ItemDescriptionLabel[1]" w:storeItemID="{F00BF611-06BA-436C-902A-C0D5E8DF929B}"/>
+            <w:text/>
+          </w:sdtPr>
+          <w:sdtContent>
+            <w:tc>
+              <w:tcPr>
+                <w:tcW w:w="3724" w:type="dxa"/>
+              </w:tcPr>
+              <w:p>
+                <w:pPr>
+                  <w:rPr>
+                    <w:b/>
+                  </w:rPr>
+                </w:pPr>
+                <w:proofErr w:type="spellStart"/>
+                <w:r>
+                  <w:rPr>
+                    <w:b/>
+                  </w:rPr>
+                  <w:t>ItemDescriptionLabel</w:t>
+                </w:r>
+                <w:proofErr w:type="spellEnd"/>
+              </w:p>
+            </w:tc>
+          </w:sdtContent>
+        </w:sdt>
+        <w:tc>
+          <w:tcPr>
+            <w:tcW w:w="236" w:type="dxa"/>
+          </w:tcPr>
+          <w:p>
+            <w:pPr>
+              <w:rPr>
+                <w:b/>
+                <w:bCs/>
+                <w:lang w:val="da-DK"/>
+              </w:rPr>
+            </w:pPr>
+          </w:p>
+        </w:tc>
+        <w:tc>
+          <w:tcPr>
+            <w:tcW w:w="3441" w:type="dxa"/>
+          </w:tcPr>
+          <w:p>
+            <w:pPr>
+              <w:rPr>
+                <w:b/>
+                <w:bCs/>
+                <w:lang w:val="da-DK"/>
+              </w:rPr>
+            </w:pPr>
+            <w:sdt>
+              <w:sdtPr>
+                <w:rPr>
+                  <w:b/>
+                </w:rPr>
+                <w:alias w:val="ItemTrackingLabel"/>
+                <w:tag w:val="#BC:InsertDataItem,Labels/ItemTrackingLabel"/>
+                <w:id w:val="1082493217"/>
+                <w:placeholder>
+                  <w:docPart w:val="731EFA9C15E34A979C9308A9A403D9C3"/>
+                </w:placeholder>
+                <w:dataBinding w:prefixMappings="xmlns:ns0='urn:microsoft-dynamics-nav/reports/Qlty_General_Purpose_Inspect/20405/'" w:xpath="/ns0:NavWordReportXmlPart[1]/ns0:Labels[1]/ns0:ItemTrackingLabel[1]" w:storeItemID="{F00BF611-06BA-436C-902A-C0D5E8DF929B}"/>
+                <w15:color w:val="808080"/>
+                <w:text/>
+              </w:sdtPr>
+              <w:sdtContent>
+                <w:proofErr w:type="spellStart"/>
+                <w:r>
+                  <w:rPr>
+                    <w:b/>
+                  </w:rPr>
+                  <w:t>ItemTrackingLabel</w:t>
+                </w:r>
+                <w:proofErr w:type="spellEnd"/>
+              </w:sdtContent>
+            </w:sdt>
+          </w:p>
+        </w:tc>
+      </w:tr>
+      <w:tr>
+        <w:sdt>
+          <w:sdtPr>
+            <w:alias w:val="ItemIdentifier"/>
+            <w:tag w:val="#BC:InsertDataItem,DataItems/CurrentInspection/ItemIdentifier"/>
+            <w:id w:val="-428274953"/>
+            <w:placeholder>
+              <w:docPart w:val="0F21C78CA3E74983A1521AEE312B1F7B"/>
+            </w:placeholder>
+            <w:dataBinding w:prefixMappings="xmlns:ns0='urn:microsoft-dynamics-nav/reports/Qlty_General_Purpose_Inspect/20405/'" w:xpath="/ns0:NavWordReportXmlPart[1]/ns0:CurrentInspection[1]/ns0:ItemIdentifier[1]" w:storeItemID="{F00BF611-06BA-436C-902A-C0D5E8DF929B}"/>
+            <w:text/>
+          </w:sdtPr>
+          <w:sdtContent>
+            <w:tc>
+              <w:tcPr>
+                <w:tcW w:w="2819" w:type="dxa"/>
+              </w:tcPr>
+              <w:p>
+                <w:pPr>
+                  <w:tabs>
+                    <w:tab w:val="left" w:pos="2016"/>
+                  </w:tabs>
+                </w:pPr>
+                <w:proofErr w:type="spellStart"/>
+                <w:r>
+                  <w:t>ItemIdentifier</w:t>
+                </w:r>
+                <w:proofErr w:type="spellEnd"/>
+              </w:p>
+            </w:tc>
+          </w:sdtContent>
+        </w:sdt>
+        <w:tc>
+          <w:tcPr>
+            <w:tcW w:w="236" w:type="dxa"/>
+          </w:tcPr>
+          <w:p>
+            <w:pPr>
+              <w:rPr>
+                <w:b/>
+                <w:bCs/>
+                <w:lang w:val="da-DK"/>
+              </w:rPr>
+            </w:pPr>
+          </w:p>
+        </w:tc>
         <w:tc>
           <w:tcPr>
             <w:tcW w:w="3724" w:type="dxa"/>
@@ -224,9 +555,9 @@
             <w:sdtPr>
               <w:alias w:val="ItemDescription"/>
               <w:tag w:val="#BC:InsertDataItem,DataItems/CurrentInspection/ItemDescription"/>
-              <w:id w:val="1230270698"/>
+              <w:id w:val="-1168547911"/>
               <w:placeholder>
-                <w:docPart w:val="E2B6192B7C8B44698D0543E9A92C0267"/>
+                <w:docPart w:val="42A6006BF8E04CACAFD4DFE062E5680F"/>
               </w:placeholder>
               <w:dataBinding w:prefixMappings="xmlns:ns0='urn:microsoft-dynamics-nav/reports/Qlty_General_Purpose_Inspect/20405/'" w:xpath="/ns0:NavWordReportXmlPart[1]/ns0:CurrentInspection[1]/ns0:ItemDescription[1]" w:storeItemID="{F00BF611-06BA-436C-902A-C0D5E8DF929B}"/>
               <w15:color w:val="808080"/>
@@ -247,35 +578,51 @@
           <w:tcPr>
             <w:tcW w:w="236" w:type="dxa"/>
           </w:tcPr>
-          <w:p/>
+          <w:p>
+            <w:pPr>
+              <w:rPr>
+                <w:b/>
+                <w:bCs/>
+                <w:lang w:val="da-DK"/>
+              </w:rPr>
+            </w:pPr>
+          </w:p>
         </w:tc>
-        <w:tc>
-          <w:tcPr>
-            <w:tcW w:w="3441" w:type="dxa"/>
-          </w:tcPr>
-          <w:sdt>
-            <w:sdtPr>
-              <w:alias w:val="ItemTrackingDescription"/>
-              <w:tag w:val="#BC:InsertDataItem,DataItems/CurrentInspection/ItemTrackingDescription"/>
-              <w:id w:val="-1388635032"/>
-              <w:placeholder>
-                <w:docPart w:val="4B63C69D6D7C41D682DF1FFDD1EDEBC3"/>
-              </w:placeholder>
-              <w:dataBinding w:prefixMappings="xmlns:ns0='urn:microsoft-dynamics-nav/reports/Qlty_General_Purpose_Inspect/20405/'" w:xpath="/ns0:NavWordReportXmlPart[1]/ns0:CurrentInspection[1]/ns0:ItemTrackingDescription[1]" w:storeItemID="{F00BF611-06BA-436C-902A-C0D5E8DF929B}"/>
-              <w15:color w:val="808080"/>
-              <w:text/>
-            </w:sdtPr>
-            <w:sdtContent>
+        <w:sdt>
+          <w:sdtPr>
+            <w:rPr>
+              <w:lang w:val="da-DK"/>
+            </w:rPr>
+            <w:alias w:val="ItemTrackingIdentifier"/>
+            <w:tag w:val="#BC:InsertDataItem,DataItems/CurrentInspection/ItemTrackingIdentifier"/>
+            <w:id w:val="-1366745750"/>
+            <w:placeholder>
+              <w:docPart w:val="0F21C78CA3E74983A1521AEE312B1F7B"/>
+            </w:placeholder>
+            <w:dataBinding w:prefixMappings="xmlns:ns0='urn:microsoft-dynamics-nav/reports/Qlty_General_Purpose_Inspect/20405/'" w:xpath="/ns0:NavWordReportXmlPart[1]/ns0:CurrentInspection[1]/ns0:ItemTrackingIdentifier[1]" w:storeItemID="{F00BF611-06BA-436C-902A-C0D5E8DF929B}"/>
+            <w:text/>
+          </w:sdtPr>
+          <w:sdtContent>
+            <w:tc>
+              <w:tcPr>
+                <w:tcW w:w="3441" w:type="dxa"/>
+              </w:tcPr>
               <w:p>
-                <w:proofErr w:type="spellStart"/>
+                <w:pPr>
+                  <w:rPr>
+                    <w:lang w:val="da-DK"/>
+                  </w:rPr>
+                </w:pPr>
                 <w:r>
-                  <w:t>ItemTrackingDescription</w:t>
+                  <w:rPr>
+                    <w:lang w:val="da-DK"/>
+                  </w:rPr>
+                  <w:t>ItemTrackingIdentifier</w:t>
                 </w:r>
-                <w:proofErr w:type="spellEnd"/>
               </w:p>
-            </w:sdtContent>
-          </w:sdt>
-        </w:tc>
+            </w:tc>
+          </w:sdtContent>
+        </w:sdt>
       </w:tr>
       <w:tr>
         <w:tc>
@@ -287,6 +634,7 @@
               <w:rPr>
                 <w:sz w:val="16"/>
                 <w:szCs w:val="16"/>
+                <w:lang w:val="da-DK"/>
               </w:rPr>
             </w:pPr>
           </w:p>
@@ -300,6 +648,7 @@
               <w:rPr>
                 <w:sz w:val="16"/>
                 <w:szCs w:val="16"/>
+                <w:lang w:val="da-DK"/>
               </w:rPr>
             </w:pPr>
           </w:p>
@@ -313,6 +662,7 @@
               <w:rPr>
                 <w:sz w:val="16"/>
                 <w:szCs w:val="16"/>
+                <w:lang w:val="da-DK"/>
               </w:rPr>
             </w:pPr>
           </w:p>
@@ -326,6 +676,7 @@
               <w:rPr>
                 <w:sz w:val="16"/>
                 <w:szCs w:val="16"/>
+                <w:lang w:val="da-DK"/>
               </w:rPr>
             </w:pPr>
           </w:p>
@@ -339,24 +690,53 @@
               <w:rPr>
                 <w:sz w:val="16"/>
                 <w:szCs w:val="16"/>
+                <w:lang w:val="da-DK"/>
               </w:rPr>
             </w:pPr>
           </w:p>
         </w:tc>
       </w:tr>
       <w:tr>
-        <w:tc>
-          <w:tcPr>
-            <w:tcW w:w="2819" w:type="dxa"/>
-          </w:tcPr>
-          <w:p>
-            <w:pPr>
-              <w:tabs>
-                <w:tab w:val="left" w:pos="2016"/>
-              </w:tabs>
-            </w:pPr>
-          </w:p>
-        </w:tc>
+        <w:sdt>
+          <w:sdtPr>
+            <w:rPr>
+              <w:b/>
+            </w:rPr>
+            <w:alias w:val="StatusLabel"/>
+            <w:tag w:val="#BC:InsertDataItem,Labels/StatusLabel"/>
+            <w:id w:val="-133575429"/>
+            <w:placeholder>
+              <w:docPart w:val="0F21C78CA3E74983A1521AEE312B1F7B"/>
+            </w:placeholder>
+            <w:dataBinding w:prefixMappings="xmlns:ns0='urn:microsoft-dynamics-nav/reports/Qlty_General_Purpose_Inspect/20405/'" w:xpath="/ns0:NavWordReportXmlPart[1]/ns0:Labels[1]/ns0:StatusLabel[1]" w:storeItemID="{F00BF611-06BA-436C-902A-C0D5E8DF929B}"/>
+            <w:text/>
+          </w:sdtPr>
+          <w:sdtContent>
+            <w:tc>
+              <w:tcPr>
+                <w:tcW w:w="2819" w:type="dxa"/>
+              </w:tcPr>
+              <w:p>
+                <w:pPr>
+                  <w:tabs>
+                    <w:tab w:val="left" w:pos="2016"/>
+                  </w:tabs>
+                  <w:rPr>
+                    <w:lang w:val="da-DK"/>
+                  </w:rPr>
+                </w:pPr>
+                <w:proofErr w:type="spellStart"/>
+                <w:r>
+                  <w:rPr>
+                    <w:b/>
+                  </w:rPr>
+                  <w:t>StatusLabel</w:t>
+                </w:r>
+                <w:proofErr w:type="spellEnd"/>
+              </w:p>
+            </w:tc>
+          </w:sdtContent>
+        </w:sdt>
         <w:tc>
           <w:tcPr>
             <w:tcW w:w="236" w:type="dxa"/>
@@ -393,7 +773,7 @@
                 <w:tag w:val="#BC:InsertDataItem,Labels/FinishedOnLabel"/>
                 <w:id w:val="500931782"/>
                 <w:placeholder>
-                  <w:docPart w:val="DF66177CBFFA47388B872CD7936BD8FF"/>
+                  <w:docPart w:val="EF1580381BD54EBA9DD4C898FFE72C28"/>
                 </w:placeholder>
                 <w:dataBinding w:prefixMappings="xmlns:ns0='urn:microsoft-dynamics-nav/reports/Qlty_General_Purpose_Inspect/20405/'" w:xpath="/ns0:NavWordReportXmlPart[1]/ns0:Labels[1]/ns0:FinishedOnLabel[1]" w:storeItemID="{F00BF611-06BA-436C-902A-C0D5E8DF929B}"/>
                 <w15:color w:val="808080"/>
@@ -456,7 +836,7 @@
                 <w:tag w:val="#BC:InsertDataItem,Labels/FinishedByLabel"/>
                 <w:id w:val="-927343786"/>
                 <w:placeholder>
-                  <w:docPart w:val="7427C850301144EDADD6A34A0BE51CB5"/>
+                  <w:docPart w:val="177C8F54E843474E9D66729F60BC6AC9"/>
                 </w:placeholder>
                 <w:dataBinding w:prefixMappings="xmlns:ns0='urn:microsoft-dynamics-nav/reports/Qlty_General_Purpose_Inspect/20405/'" w:xpath="/ns0:NavWordReportXmlPart[1]/ns0:Labels[1]/ns0:FinishedByLabel[1]" w:storeItemID="{F00BF611-06BA-436C-902A-C0D5E8DF929B}"/>
                 <w15:color w:val="808080"/>
@@ -487,14 +867,13 @@
       <w:tr>
         <w:sdt>
           <w:sdtPr>
-            <w:alias w:val="InspectionInformation"/>
-            <w:tag w:val="#BC:InsertDataItem,DataItems/CurrentInspection/InspectionInformation"/>
-            <w:id w:val="-289510379"/>
+            <w:alias w:val="QltyInspection_Status"/>
+            <w:tag w:val="#BC:InsertDataItem,DataItems/CurrentInspection/QltyInspection_Status"/>
+            <w:id w:val="-1321263232"/>
             <w:placeholder>
-              <w:docPart w:val="A25D382DC26A4A4FA94FF29C06D215F6"/>
+              <w:docPart w:val="A9689DC10FCA4AB8B2FBD4965516AA95"/>
             </w:placeholder>
-            <w:dataBinding w:prefixMappings="xmlns:ns0='urn:microsoft-dynamics-nav/reports/Qlty_General_Purpose_Inspect/20405/'" w:xpath="/ns0:NavWordReportXmlPart[1]/ns0:CurrentInspection[1]/ns0:InspectionInformation[1]" w:storeItemID="{F00BF611-06BA-436C-902A-C0D5E8DF929B}"/>
-            <w15:color w:val="808080"/>
+            <w:dataBinding w:prefixMappings="xmlns:ns0='urn:microsoft-dynamics-nav/reports/Qlty_General_Purpose_Inspect/20405/'" w:xpath="/ns0:NavWordReportXmlPart[1]/ns0:CurrentInspection[1]/ns0:QltyInspection_Status[1]" w:storeItemID="{F00BF611-06BA-436C-902A-C0D5E8DF929B}"/>
             <w:text/>
           </w:sdtPr>
           <w:sdtContent>
@@ -505,7 +884,7 @@
               <w:p>
                 <w:proofErr w:type="spellStart"/>
                 <w:r>
-                  <w:t>InspectionInformation</w:t>
+                  <w:t>QltyInspection_Status</w:t>
                 </w:r>
                 <w:proofErr w:type="spellEnd"/>
               </w:p>
@@ -520,11 +899,11 @@
         </w:tc>
         <w:sdt>
           <w:sdtPr>
-            <w:alias w:val="#Nav: /CurrentInspection/QltyInspection_Finished_Date"/>
-            <w:tag w:val="#Nav: Qlty_General_Purpose_Inspect/20405"/>
+            <w:alias w:val="QltyInspection_Finished_Date"/>
+            <w:tag w:val="#BC:InsertDataItem,DataItems/CurrentInspection/QltyInspection_Finished_Date"/>
             <w:id w:val="-850415512"/>
             <w:placeholder>
-              <w:docPart w:val="1E896787607645E0ABB983BFD537574D"/>
+              <w:docPart w:val="7C088C8E502F4EF4851F0572C8E78606"/>
             </w:placeholder>
             <w:dataBinding w:prefixMappings="xmlns:ns0='urn:microsoft-dynamics-nav/reports/Qlty_General_Purpose_Inspect/20405/'" w:xpath="/ns0:NavWordReportXmlPart[1]/ns0:CurrentInspection[1]/ns0:QltyInspection_Finished_Date[1]" w:storeItemID="{F00BF611-06BA-436C-902A-C0D5E8DF929B}"/>
             <w:text/>
@@ -560,7 +939,7 @@
               <w:tag w:val="#BC:InsertDataItem,DataItems/CurrentInspection/QltyInspection_Finished_By_User_ID"/>
               <w:id w:val="-140812418"/>
               <w:placeholder>
-                <w:docPart w:val="E4B2EB81AEE240A29F9975B31C6BE17B"/>
+                <w:docPart w:val="1E2BBE0B3E9A4792BE7A6EEA7FD7B5B2"/>
               </w:placeholder>
               <w:dataBinding w:prefixMappings="xmlns:ns0='urn:microsoft-dynamics-nav/reports/Qlty_General_Purpose_Inspect/20405/'" w:xpath="/ns0:NavWordReportXmlPart[1]/ns0:CurrentInspection[1]/ns0:QltyInspection_Finished_By_User_ID[1]" w:storeItemID="{F00BF611-06BA-436C-902A-C0D5E8DF929B}"/>
               <w15:color w:val="808080"/>
@@ -584,6 +963,10 @@
         <w:tabs>
           <w:tab w:val="left" w:pos="4560"/>
         </w:tabs>
+        <w:rPr>
+          <w:sz w:val="4"/>
+          <w:szCs w:val="4"/>
+        </w:rPr>
       </w:pPr>
     </w:p>
     <w:tbl>
@@ -1080,7 +1463,7 @@
             <w:placeholder>
               <w:docPart w:val="1BEAC63591D8421CBFD9F24D4CF63EEE"/>
             </w:placeholder>
-            <w:dataBinding w:prefixMappings="xmlns:ns0='urn:microsoft-dynamics-nav/reports/Qlty_General_Purpose_Inspect/20405/'" w:xpath="/ns0:NavWordReportXmlPart[1]/ns0:Labels[1]/ns0:PageLabel[1]" w:storeItemID="{F00BF611-06BA-436C-902A-C0D5E8DF929B}"/>
+            <w:dataBinding w:prefixMappings="xmlns:ns0='urn:microsoft-dynamics-nav/reports/Qlty_General_Purpose_Inspect/20405/'" w:xpath="/ns0:NavWordReportXmlPart[1]/ns0:Labels[1]/ns0:PageLabel[1]" w:storeItemID="{17DA42EE-3024-4C2F-8931-9EB6F7151F21}"/>
             <w:text/>
           </w:sdtPr>
           <w:sdtContent>
@@ -1431,7 +1814,7 @@
                   <w:placeholder>
                     <w:docPart w:val="284F04A4C5B44E9FAF1D142E96EE0688"/>
                   </w:placeholder>
-                  <w:dataBinding w:prefixMappings="xmlns:ns0='urn:microsoft-dynamics-nav/reports/Qlty_General_Purpose_Inspect/20405/'" w:xpath="/ns0:NavWordReportXmlPart[1]/ns0:Labels[1]/ns0:PageLabel[1]" w:storeItemID="{F00BF611-06BA-436C-902A-C0D5E8DF929B}"/>
+                  <w:dataBinding w:prefixMappings="xmlns:ns0='urn:microsoft-dynamics-nav/reports/Qlty_General_Purpose_Inspect/20405/'" w:xpath="/ns0:NavWordReportXmlPart[1]/ns0:Labels[1]/ns0:PageLabel[1]" w:storeItemID="{17DA42EE-3024-4C2F-8931-9EB6F7151F21}"/>
                   <w:text/>
                 </w:sdtPr>
                 <w:sdtContent>
@@ -1685,7 +2068,7 @@
             <w:placeholder>
               <w:docPart w:val="FC855B1C897846A49A609CA136B65228"/>
             </w:placeholder>
-            <w:dataBinding w:prefixMappings="xmlns:ns0='urn:microsoft-dynamics-nav/reports/Qlty_General_Purpose_Inspect/20405/'" w:xpath="/ns0:NavWordReportXmlPart[1]/ns0:CurrentInspection[1]/ns0:QltyInspection_No[1]" w:storeItemID="{F00BF611-06BA-436C-902A-C0D5E8DF929B}"/>
+            <w:dataBinding w:prefixMappings="xmlns:ns0='urn:microsoft-dynamics-nav/reports/Qlty_General_Purpose_Inspect/20405/'" w:xpath="/ns0:NavWordReportXmlPart[1]/ns0:CurrentInspection[1]/ns0:QltyInspection_No[1]" w:storeItemID="{17DA42EE-3024-4C2F-8931-9EB6F7151F21}"/>
             <w15:color w:val="808080"/>
             <w:text/>
           </w:sdtPr>
@@ -1726,6 +2109,10 @@
     <w:tr>
       <w:sdt>
         <w:sdtPr>
+          <w:rPr>
+            <w:b w:val="0"/>
+            <w:bCs/>
+          </w:rPr>
           <w:alias w:val="ReinspectionSequenceInformation"/>
           <w:tag w:val="#BC:InsertDataItem,DataItems/CurrentInspection/ReinspectionSequenceInformation"/>
           <w:id w:val="2112705256"/>
@@ -1734,6 +2121,12 @@
           </w:placeholder>
           <w15:dataBinding w:prefixMappings="xmlns:ns0='urn:microsoft-dynamics-nav/reports/Qlty_Certificate_of_Analysis/20401/' " w:xpath="/ns0:NavWordReportXmlPart[1]/ns0:CurrentInspection[1]/ns0:ReinspectionSequenceInformation[1]" w:storeItemID="{F00BF611-06BA-436C-902A-C0D5E8DF929B}"/>
         </w:sdtPr>
+        <w:sdtEndPr>
+          <w:rPr>
+            <w:b/>
+            <w:bCs w:val="0"/>
+          </w:rPr>
+        </w:sdtEndPr>
         <w:sdtContent>
           <w:tc>
             <w:tcPr>
@@ -3917,354 +4310,6 @@
     </w:docPart>
     <w:docPart>
       <w:docPartPr>
-        <w:name w:val="19F040F6864B48A599C11E15E63169CB"/>
-        <w:category>
-          <w:name w:val="General"/>
-          <w:gallery w:val="placeholder"/>
-        </w:category>
-        <w:types>
-          <w:type w:val="bbPlcHdr"/>
-        </w:types>
-        <w:behaviors>
-          <w:behavior w:val="content"/>
-        </w:behaviors>
-        <w:guid w:val="{30278205-2DFB-4258-8819-FCC45DC88486}"/>
-      </w:docPartPr>
-      <w:docPartBody>
-        <w:p>
-          <w:pPr>
-            <w:pStyle w:val="19F040F6864B48A599C11E15E63169CB"/>
-          </w:pPr>
-          <w:r>
-            <w:rPr>
-              <w:rStyle w:val="PlaceholderText"/>
-            </w:rPr>
-            <w:t>Click or tap here to enter text.</w:t>
-          </w:r>
-        </w:p>
-      </w:docPartBody>
-    </w:docPart>
-    <w:docPart>
-      <w:docPartPr>
-        <w:name w:val="79CF619905ED4A029E02394C5DB96A90"/>
-        <w:category>
-          <w:name w:val="General"/>
-          <w:gallery w:val="placeholder"/>
-        </w:category>
-        <w:types>
-          <w:type w:val="bbPlcHdr"/>
-        </w:types>
-        <w:behaviors>
-          <w:behavior w:val="content"/>
-        </w:behaviors>
-        <w:guid w:val="{199BF6A6-A820-41F9-AC59-1CE9B985BCA4}"/>
-      </w:docPartPr>
-      <w:docPartBody>
-        <w:p>
-          <w:pPr>
-            <w:pStyle w:val="79CF619905ED4A029E02394C5DB96A90"/>
-          </w:pPr>
-          <w:r>
-            <w:rPr>
-              <w:rStyle w:val="PlaceholderText"/>
-            </w:rPr>
-            <w:t>Klik eller tryk her for at skrive tekst.</w:t>
-          </w:r>
-        </w:p>
-      </w:docPartBody>
-    </w:docPart>
-    <w:docPart>
-      <w:docPartPr>
-        <w:name w:val="89A6856229794EB18EFD4B388834A3AE"/>
-        <w:category>
-          <w:name w:val="General"/>
-          <w:gallery w:val="placeholder"/>
-        </w:category>
-        <w:types>
-          <w:type w:val="bbPlcHdr"/>
-        </w:types>
-        <w:behaviors>
-          <w:behavior w:val="content"/>
-        </w:behaviors>
-        <w:guid w:val="{2BF57FA3-3F75-4B53-8681-94ABF9183A2A}"/>
-      </w:docPartPr>
-      <w:docPartBody>
-        <w:p>
-          <w:pPr>
-            <w:pStyle w:val="89A6856229794EB18EFD4B388834A3AE"/>
-          </w:pPr>
-          <w:r>
-            <w:rPr>
-              <w:rStyle w:val="PlaceholderText"/>
-            </w:rPr>
-            <w:t>Klik eller tryk her for at skrive tekst.</w:t>
-          </w:r>
-        </w:p>
-      </w:docPartBody>
-    </w:docPart>
-    <w:docPart>
-      <w:docPartPr>
-        <w:name w:val="76494A0D615A4F6F8CAF6506B0486BC6"/>
-        <w:category>
-          <w:name w:val="General"/>
-          <w:gallery w:val="placeholder"/>
-        </w:category>
-        <w:types>
-          <w:type w:val="bbPlcHdr"/>
-        </w:types>
-        <w:behaviors>
-          <w:behavior w:val="content"/>
-        </w:behaviors>
-        <w:guid w:val="{C88086C0-F4B6-4C04-AAF8-9D5C093F4FD0}"/>
-      </w:docPartPr>
-      <w:docPartBody>
-        <w:p>
-          <w:pPr>
-            <w:pStyle w:val="76494A0D615A4F6F8CAF6506B0486BC6"/>
-          </w:pPr>
-          <w:r>
-            <w:rPr>
-              <w:rStyle w:val="PlaceholderText"/>
-            </w:rPr>
-            <w:t>Click or tap here to enter text.</w:t>
-          </w:r>
-        </w:p>
-      </w:docPartBody>
-    </w:docPart>
-    <w:docPart>
-      <w:docPartPr>
-        <w:name w:val="F76A7EA3722A4A529E0451006182A3B0"/>
-        <w:category>
-          <w:name w:val="General"/>
-          <w:gallery w:val="placeholder"/>
-        </w:category>
-        <w:types>
-          <w:type w:val="bbPlcHdr"/>
-        </w:types>
-        <w:behaviors>
-          <w:behavior w:val="content"/>
-        </w:behaviors>
-        <w:guid w:val="{485382F0-84D0-48EB-8D6C-E5B4394A47F4}"/>
-      </w:docPartPr>
-      <w:docPartBody>
-        <w:p>
-          <w:pPr>
-            <w:pStyle w:val="F76A7EA3722A4A529E0451006182A3B0"/>
-          </w:pPr>
-          <w:r>
-            <w:rPr>
-              <w:rStyle w:val="PlaceholderText"/>
-            </w:rPr>
-            <w:t>Click or tap here to enter text.</w:t>
-          </w:r>
-        </w:p>
-      </w:docPartBody>
-    </w:docPart>
-    <w:docPart>
-      <w:docPartPr>
-        <w:name w:val="E2B6192B7C8B44698D0543E9A92C0267"/>
-        <w:category>
-          <w:name w:val="General"/>
-          <w:gallery w:val="placeholder"/>
-        </w:category>
-        <w:types>
-          <w:type w:val="bbPlcHdr"/>
-        </w:types>
-        <w:behaviors>
-          <w:behavior w:val="content"/>
-        </w:behaviors>
-        <w:guid w:val="{808B666B-1F31-42AD-9B0F-1275E791EA99}"/>
-      </w:docPartPr>
-      <w:docPartBody>
-        <w:p>
-          <w:pPr>
-            <w:pStyle w:val="E2B6192B7C8B44698D0543E9A92C0267"/>
-          </w:pPr>
-          <w:r>
-            <w:rPr>
-              <w:rStyle w:val="PlaceholderText"/>
-            </w:rPr>
-            <w:t>Klik eller tryk her for at skrive tekst.</w:t>
-          </w:r>
-        </w:p>
-      </w:docPartBody>
-    </w:docPart>
-    <w:docPart>
-      <w:docPartPr>
-        <w:name w:val="4B63C69D6D7C41D682DF1FFDD1EDEBC3"/>
-        <w:category>
-          <w:name w:val="General"/>
-          <w:gallery w:val="placeholder"/>
-        </w:category>
-        <w:types>
-          <w:type w:val="bbPlcHdr"/>
-        </w:types>
-        <w:behaviors>
-          <w:behavior w:val="content"/>
-        </w:behaviors>
-        <w:guid w:val="{2F8C4F13-7F00-40AC-8DFA-4087856DB32E}"/>
-      </w:docPartPr>
-      <w:docPartBody>
-        <w:p>
-          <w:pPr>
-            <w:pStyle w:val="4B63C69D6D7C41D682DF1FFDD1EDEBC3"/>
-          </w:pPr>
-          <w:r>
-            <w:rPr>
-              <w:rStyle w:val="PlaceholderText"/>
-            </w:rPr>
-            <w:t>Klik eller tryk her for at skrive tekst.</w:t>
-          </w:r>
-        </w:p>
-      </w:docPartBody>
-    </w:docPart>
-    <w:docPart>
-      <w:docPartPr>
-        <w:name w:val="DF66177CBFFA47388B872CD7936BD8FF"/>
-        <w:category>
-          <w:name w:val="General"/>
-          <w:gallery w:val="placeholder"/>
-        </w:category>
-        <w:types>
-          <w:type w:val="bbPlcHdr"/>
-        </w:types>
-        <w:behaviors>
-          <w:behavior w:val="content"/>
-        </w:behaviors>
-        <w:guid w:val="{513489C9-6B6F-4DFA-9E53-B4D65C55C76D}"/>
-      </w:docPartPr>
-      <w:docPartBody>
-        <w:p>
-          <w:pPr>
-            <w:pStyle w:val="DF66177CBFFA47388B872CD7936BD8FF"/>
-          </w:pPr>
-          <w:r>
-            <w:rPr>
-              <w:rStyle w:val="PlaceholderText"/>
-            </w:rPr>
-            <w:t>Klik eller tryk her for at skrive tekst.</w:t>
-          </w:r>
-        </w:p>
-      </w:docPartBody>
-    </w:docPart>
-    <w:docPart>
-      <w:docPartPr>
-        <w:name w:val="7427C850301144EDADD6A34A0BE51CB5"/>
-        <w:category>
-          <w:name w:val="General"/>
-          <w:gallery w:val="placeholder"/>
-        </w:category>
-        <w:types>
-          <w:type w:val="bbPlcHdr"/>
-        </w:types>
-        <w:behaviors>
-          <w:behavior w:val="content"/>
-        </w:behaviors>
-        <w:guid w:val="{9144B5C3-ABB4-4BDA-A64D-F26695D37DDF}"/>
-      </w:docPartPr>
-      <w:docPartBody>
-        <w:p>
-          <w:pPr>
-            <w:pStyle w:val="7427C850301144EDADD6A34A0BE51CB5"/>
-          </w:pPr>
-          <w:r>
-            <w:rPr>
-              <w:rStyle w:val="PlaceholderText"/>
-            </w:rPr>
-            <w:t>Klik eller tryk her for at skrive tekst.</w:t>
-          </w:r>
-        </w:p>
-      </w:docPartBody>
-    </w:docPart>
-    <w:docPart>
-      <w:docPartPr>
-        <w:name w:val="A25D382DC26A4A4FA94FF29C06D215F6"/>
-        <w:category>
-          <w:name w:val="General"/>
-          <w:gallery w:val="placeholder"/>
-        </w:category>
-        <w:types>
-          <w:type w:val="bbPlcHdr"/>
-        </w:types>
-        <w:behaviors>
-          <w:behavior w:val="content"/>
-        </w:behaviors>
-        <w:guid w:val="{C4892563-691F-4716-8E6B-845A78EE8907}"/>
-      </w:docPartPr>
-      <w:docPartBody>
-        <w:p>
-          <w:pPr>
-            <w:pStyle w:val="A25D382DC26A4A4FA94FF29C06D215F6"/>
-          </w:pPr>
-          <w:r>
-            <w:rPr>
-              <w:rStyle w:val="PlaceholderText"/>
-            </w:rPr>
-            <w:t>Click or tap here to enter text.</w:t>
-          </w:r>
-        </w:p>
-      </w:docPartBody>
-    </w:docPart>
-    <w:docPart>
-      <w:docPartPr>
-        <w:name w:val="1E896787607645E0ABB983BFD537574D"/>
-        <w:category>
-          <w:name w:val="General"/>
-          <w:gallery w:val="placeholder"/>
-        </w:category>
-        <w:types>
-          <w:type w:val="bbPlcHdr"/>
-        </w:types>
-        <w:behaviors>
-          <w:behavior w:val="content"/>
-        </w:behaviors>
-        <w:guid w:val="{335CDA74-F96C-4D02-AED2-57E36E573316}"/>
-      </w:docPartPr>
-      <w:docPartBody>
-        <w:p>
-          <w:pPr>
-            <w:pStyle w:val="1E896787607645E0ABB983BFD537574D"/>
-          </w:pPr>
-          <w:r>
-            <w:rPr>
-              <w:rStyle w:val="PlaceholderText"/>
-            </w:rPr>
-            <w:t>Click or tap here to enter text.</w:t>
-          </w:r>
-        </w:p>
-      </w:docPartBody>
-    </w:docPart>
-    <w:docPart>
-      <w:docPartPr>
-        <w:name w:val="E4B2EB81AEE240A29F9975B31C6BE17B"/>
-        <w:category>
-          <w:name w:val="General"/>
-          <w:gallery w:val="placeholder"/>
-        </w:category>
-        <w:types>
-          <w:type w:val="bbPlcHdr"/>
-        </w:types>
-        <w:behaviors>
-          <w:behavior w:val="content"/>
-        </w:behaviors>
-        <w:guid w:val="{5CE1D298-12DE-4660-A7E1-36A746C04F85}"/>
-      </w:docPartPr>
-      <w:docPartBody>
-        <w:p>
-          <w:pPr>
-            <w:pStyle w:val="E4B2EB81AEE240A29F9975B31C6BE17B"/>
-          </w:pPr>
-          <w:r>
-            <w:rPr>
-              <w:rStyle w:val="PlaceholderText"/>
-            </w:rPr>
-            <w:t>Click or tap here to enter text.</w:t>
-          </w:r>
-        </w:p>
-      </w:docPartBody>
-    </w:docPart>
-    <w:docPart>
-      <w:docPartPr>
         <w:name w:val="284F04A4C5B44E9FAF1D142E96EE0688"/>
         <w:category>
           <w:name w:val="General"/>
@@ -4379,6 +4424,354 @@
         </w:p>
       </w:docPartBody>
     </w:docPart>
+    <w:docPart>
+      <w:docPartPr>
+        <w:name w:val="990021C44BBF4F709651B3122CCD3450"/>
+        <w:category>
+          <w:name w:val="General"/>
+          <w:gallery w:val="placeholder"/>
+        </w:category>
+        <w:types>
+          <w:type w:val="bbPlcHdr"/>
+        </w:types>
+        <w:behaviors>
+          <w:behavior w:val="content"/>
+        </w:behaviors>
+        <w:guid w:val="{AD040279-4BC6-4079-93B0-F63CE2949948}"/>
+      </w:docPartPr>
+      <w:docPartBody>
+        <w:p>
+          <w:pPr>
+            <w:pStyle w:val="990021C44BBF4F709651B3122CCD3450"/>
+          </w:pPr>
+          <w:r>
+            <w:rPr>
+              <w:rStyle w:val="PlaceholderText"/>
+            </w:rPr>
+            <w:t>Click or tap here to enter text.</w:t>
+          </w:r>
+        </w:p>
+      </w:docPartBody>
+    </w:docPart>
+    <w:docPart>
+      <w:docPartPr>
+        <w:name w:val="0F21C78CA3E74983A1521AEE312B1F7B"/>
+        <w:category>
+          <w:name w:val="General"/>
+          <w:gallery w:val="placeholder"/>
+        </w:category>
+        <w:types>
+          <w:type w:val="bbPlcHdr"/>
+        </w:types>
+        <w:behaviors>
+          <w:behavior w:val="content"/>
+        </w:behaviors>
+        <w:guid w:val="{3A9EB564-3D5D-418B-8B9F-5FFAE0BA2BE1}"/>
+      </w:docPartPr>
+      <w:docPartBody>
+        <w:p>
+          <w:pPr>
+            <w:pStyle w:val="0F21C78CA3E74983A1521AEE312B1F7B"/>
+          </w:pPr>
+          <w:r>
+            <w:rPr>
+              <w:rStyle w:val="PlaceholderText"/>
+            </w:rPr>
+            <w:t>Click or tap here to enter text.</w:t>
+          </w:r>
+        </w:p>
+      </w:docPartBody>
+    </w:docPart>
+    <w:docPart>
+      <w:docPartPr>
+        <w:name w:val="E5423A1F810A4C1EAD796CEEB15EDB50"/>
+        <w:category>
+          <w:name w:val="General"/>
+          <w:gallery w:val="placeholder"/>
+        </w:category>
+        <w:types>
+          <w:type w:val="bbPlcHdr"/>
+        </w:types>
+        <w:behaviors>
+          <w:behavior w:val="content"/>
+        </w:behaviors>
+        <w:guid w:val="{8210AA25-A8AB-4422-A7E8-A2EF098C5D8C}"/>
+      </w:docPartPr>
+      <w:docPartBody>
+        <w:p>
+          <w:pPr>
+            <w:pStyle w:val="E5423A1F810A4C1EAD796CEEB15EDB50"/>
+          </w:pPr>
+          <w:r>
+            <w:rPr>
+              <w:rStyle w:val="PlaceholderText"/>
+            </w:rPr>
+            <w:t>Click or tap here to enter text.</w:t>
+          </w:r>
+        </w:p>
+      </w:docPartBody>
+    </w:docPart>
+    <w:docPart>
+      <w:docPartPr>
+        <w:name w:val="9A3DDC399BA947CF86EF8E3FEDCB17CA"/>
+        <w:category>
+          <w:name w:val="General"/>
+          <w:gallery w:val="placeholder"/>
+        </w:category>
+        <w:types>
+          <w:type w:val="bbPlcHdr"/>
+        </w:types>
+        <w:behaviors>
+          <w:behavior w:val="content"/>
+        </w:behaviors>
+        <w:guid w:val="{A6D6C5D0-DC8B-4ACB-AEE0-13E2A4A245BA}"/>
+      </w:docPartPr>
+      <w:docPartBody>
+        <w:p>
+          <w:pPr>
+            <w:pStyle w:val="9A3DDC399BA947CF86EF8E3FEDCB17CA"/>
+          </w:pPr>
+          <w:r>
+            <w:rPr>
+              <w:rStyle w:val="PlaceholderText"/>
+            </w:rPr>
+            <w:t>Click or tap here to enter text.</w:t>
+          </w:r>
+        </w:p>
+      </w:docPartBody>
+    </w:docPart>
+    <w:docPart>
+      <w:docPartPr>
+        <w:name w:val="D1A17F6482F1432A920BFF525C88FEED"/>
+        <w:category>
+          <w:name w:val="General"/>
+          <w:gallery w:val="placeholder"/>
+        </w:category>
+        <w:types>
+          <w:type w:val="bbPlcHdr"/>
+        </w:types>
+        <w:behaviors>
+          <w:behavior w:val="content"/>
+        </w:behaviors>
+        <w:guid w:val="{C84B08C6-6D26-43F9-86C2-26A80C9440BE}"/>
+      </w:docPartPr>
+      <w:docPartBody>
+        <w:p>
+          <w:pPr>
+            <w:pStyle w:val="D1A17F6482F1432A920BFF525C88FEED"/>
+          </w:pPr>
+          <w:r>
+            <w:rPr>
+              <w:rStyle w:val="PlaceholderText"/>
+            </w:rPr>
+            <w:t>Klik eller tryk her for at skrive tekst.</w:t>
+          </w:r>
+        </w:p>
+      </w:docPartBody>
+    </w:docPart>
+    <w:docPart>
+      <w:docPartPr>
+        <w:name w:val="731EFA9C15E34A979C9308A9A403D9C3"/>
+        <w:category>
+          <w:name w:val="General"/>
+          <w:gallery w:val="placeholder"/>
+        </w:category>
+        <w:types>
+          <w:type w:val="bbPlcHdr"/>
+        </w:types>
+        <w:behaviors>
+          <w:behavior w:val="content"/>
+        </w:behaviors>
+        <w:guid w:val="{32DFF35B-7FED-431F-81E9-ADA40DAD0BD7}"/>
+      </w:docPartPr>
+      <w:docPartBody>
+        <w:p>
+          <w:pPr>
+            <w:pStyle w:val="731EFA9C15E34A979C9308A9A403D9C3"/>
+          </w:pPr>
+          <w:r>
+            <w:rPr>
+              <w:rStyle w:val="PlaceholderText"/>
+            </w:rPr>
+            <w:t>Klik eller tryk her for at skrive tekst.</w:t>
+          </w:r>
+        </w:p>
+      </w:docPartBody>
+    </w:docPart>
+    <w:docPart>
+      <w:docPartPr>
+        <w:name w:val="42A6006BF8E04CACAFD4DFE062E5680F"/>
+        <w:category>
+          <w:name w:val="General"/>
+          <w:gallery w:val="placeholder"/>
+        </w:category>
+        <w:types>
+          <w:type w:val="bbPlcHdr"/>
+        </w:types>
+        <w:behaviors>
+          <w:behavior w:val="content"/>
+        </w:behaviors>
+        <w:guid w:val="{0CBE74B1-55E1-4563-9D0F-C962C6E8AA3C}"/>
+      </w:docPartPr>
+      <w:docPartBody>
+        <w:p>
+          <w:pPr>
+            <w:pStyle w:val="42A6006BF8E04CACAFD4DFE062E5680F"/>
+          </w:pPr>
+          <w:r>
+            <w:rPr>
+              <w:rStyle w:val="PlaceholderText"/>
+            </w:rPr>
+            <w:t>Klik eller tryk her for at skrive tekst.</w:t>
+          </w:r>
+        </w:p>
+      </w:docPartBody>
+    </w:docPart>
+    <w:docPart>
+      <w:docPartPr>
+        <w:name w:val="EF1580381BD54EBA9DD4C898FFE72C28"/>
+        <w:category>
+          <w:name w:val="General"/>
+          <w:gallery w:val="placeholder"/>
+        </w:category>
+        <w:types>
+          <w:type w:val="bbPlcHdr"/>
+        </w:types>
+        <w:behaviors>
+          <w:behavior w:val="content"/>
+        </w:behaviors>
+        <w:guid w:val="{2F0DD725-C3C7-465C-9885-C51DA229829B}"/>
+      </w:docPartPr>
+      <w:docPartBody>
+        <w:p>
+          <w:pPr>
+            <w:pStyle w:val="EF1580381BD54EBA9DD4C898FFE72C28"/>
+          </w:pPr>
+          <w:r>
+            <w:rPr>
+              <w:rStyle w:val="PlaceholderText"/>
+            </w:rPr>
+            <w:t>Klik eller tryk her for at skrive tekst.</w:t>
+          </w:r>
+        </w:p>
+      </w:docPartBody>
+    </w:docPart>
+    <w:docPart>
+      <w:docPartPr>
+        <w:name w:val="177C8F54E843474E9D66729F60BC6AC9"/>
+        <w:category>
+          <w:name w:val="General"/>
+          <w:gallery w:val="placeholder"/>
+        </w:category>
+        <w:types>
+          <w:type w:val="bbPlcHdr"/>
+        </w:types>
+        <w:behaviors>
+          <w:behavior w:val="content"/>
+        </w:behaviors>
+        <w:guid w:val="{4DD30E36-981B-437D-97A9-2E1ABD9A2DBE}"/>
+      </w:docPartPr>
+      <w:docPartBody>
+        <w:p>
+          <w:pPr>
+            <w:pStyle w:val="177C8F54E843474E9D66729F60BC6AC9"/>
+          </w:pPr>
+          <w:r>
+            <w:rPr>
+              <w:rStyle w:val="PlaceholderText"/>
+            </w:rPr>
+            <w:t>Klik eller tryk her for at skrive tekst.</w:t>
+          </w:r>
+        </w:p>
+      </w:docPartBody>
+    </w:docPart>
+    <w:docPart>
+      <w:docPartPr>
+        <w:name w:val="A9689DC10FCA4AB8B2FBD4965516AA95"/>
+        <w:category>
+          <w:name w:val="General"/>
+          <w:gallery w:val="placeholder"/>
+        </w:category>
+        <w:types>
+          <w:type w:val="bbPlcHdr"/>
+        </w:types>
+        <w:behaviors>
+          <w:behavior w:val="content"/>
+        </w:behaviors>
+        <w:guid w:val="{71567953-2558-4C6A-98F6-326B2C6798DB}"/>
+      </w:docPartPr>
+      <w:docPartBody>
+        <w:p>
+          <w:pPr>
+            <w:pStyle w:val="A9689DC10FCA4AB8B2FBD4965516AA95"/>
+          </w:pPr>
+          <w:r>
+            <w:rPr>
+              <w:rStyle w:val="PlaceholderText"/>
+            </w:rPr>
+            <w:t>Click or tap here to enter text.</w:t>
+          </w:r>
+        </w:p>
+      </w:docPartBody>
+    </w:docPart>
+    <w:docPart>
+      <w:docPartPr>
+        <w:name w:val="7C088C8E502F4EF4851F0572C8E78606"/>
+        <w:category>
+          <w:name w:val="General"/>
+          <w:gallery w:val="placeholder"/>
+        </w:category>
+        <w:types>
+          <w:type w:val="bbPlcHdr"/>
+        </w:types>
+        <w:behaviors>
+          <w:behavior w:val="content"/>
+        </w:behaviors>
+        <w:guid w:val="{C65A6193-E1AB-48A6-A8A3-D1D463253EFF}"/>
+      </w:docPartPr>
+      <w:docPartBody>
+        <w:p>
+          <w:pPr>
+            <w:pStyle w:val="7C088C8E502F4EF4851F0572C8E78606"/>
+          </w:pPr>
+          <w:r>
+            <w:rPr>
+              <w:rStyle w:val="PlaceholderText"/>
+            </w:rPr>
+            <w:t>Click or tap here to enter text.</w:t>
+          </w:r>
+        </w:p>
+      </w:docPartBody>
+    </w:docPart>
+    <w:docPart>
+      <w:docPartPr>
+        <w:name w:val="1E2BBE0B3E9A4792BE7A6EEA7FD7B5B2"/>
+        <w:category>
+          <w:name w:val="General"/>
+          <w:gallery w:val="placeholder"/>
+        </w:category>
+        <w:types>
+          <w:type w:val="bbPlcHdr"/>
+        </w:types>
+        <w:behaviors>
+          <w:behavior w:val="content"/>
+        </w:behaviors>
+        <w:guid w:val="{669C23E1-C13A-4FB2-8266-9058F6B798A6}"/>
+      </w:docPartPr>
+      <w:docPartBody>
+        <w:p>
+          <w:pPr>
+            <w:pStyle w:val="1E2BBE0B3E9A4792BE7A6EEA7FD7B5B2"/>
+          </w:pPr>
+          <w:r>
+            <w:rPr>
+              <w:rStyle w:val="PlaceholderText"/>
+            </w:rPr>
+            <w:t>Click or tap here to enter text.</w:t>
+          </w:r>
+        </w:p>
+      </w:docPartBody>
+    </w:docPart>
   </w:docParts>
 </w:glossaryDocument>
 </file>
@@ -4460,6 +4853,7 @@
     <w:rsid w:val="00102FEE"/>
     <w:rsid w:val="00113F8A"/>
     <w:rsid w:val="00120CAC"/>
+    <w:rsid w:val="00141E17"/>
     <w:rsid w:val="0015384F"/>
     <w:rsid w:val="00162693"/>
     <w:rsid w:val="00165FC0"/>
@@ -4473,6 +4867,7 @@
     <w:rsid w:val="001F0D00"/>
     <w:rsid w:val="002135A2"/>
     <w:rsid w:val="002226BB"/>
+    <w:rsid w:val="00243175"/>
     <w:rsid w:val="0026184D"/>
     <w:rsid w:val="00262C20"/>
     <w:rsid w:val="0026440A"/>
@@ -4559,12 +4954,14 @@
     <w:rsid w:val="008D36FD"/>
     <w:rsid w:val="008D7932"/>
     <w:rsid w:val="008E6AF9"/>
+    <w:rsid w:val="0097307A"/>
     <w:rsid w:val="00980DD2"/>
     <w:rsid w:val="009950CB"/>
     <w:rsid w:val="00996A76"/>
     <w:rsid w:val="009973F2"/>
     <w:rsid w:val="009A150C"/>
     <w:rsid w:val="009A2F27"/>
+    <w:rsid w:val="009B2B01"/>
     <w:rsid w:val="009C36C4"/>
     <w:rsid w:val="009E1393"/>
     <w:rsid w:val="009E5750"/>
@@ -4579,6 +4976,7 @@
     <w:rsid w:val="00AB07AD"/>
     <w:rsid w:val="00AD710E"/>
     <w:rsid w:val="00AE6FE0"/>
+    <w:rsid w:val="00AF7653"/>
     <w:rsid w:val="00B11E46"/>
     <w:rsid w:val="00B26145"/>
     <w:rsid w:val="00B33746"/>
@@ -4601,6 +4999,7 @@
     <w:rsid w:val="00D773DD"/>
     <w:rsid w:val="00D855FC"/>
     <w:rsid w:val="00D86738"/>
+    <w:rsid w:val="00DB31FF"/>
     <w:rsid w:val="00DC6E86"/>
     <w:rsid w:val="00DE546F"/>
     <w:rsid w:val="00E03319"/>
@@ -5086,7 +5485,7 @@
     <w:basedOn w:val="DefaultParagraphFont"/>
     <w:uiPriority w:val="99"/>
     <w:semiHidden/>
-    <w:rsid w:val="006A2D6F"/>
+    <w:rsid w:val="00DB31FF"/>
     <w:rPr>
       <w:color w:val="666666"/>
     </w:rPr>
@@ -5095,10 +5494,6 @@
     <w:name w:val="9B3BA5505C4D49FE8933936B86513EDE"/>
     <w:rsid w:val="006A2D6F"/>
   </w:style>
-  <w:style w:type="paragraph" w:customStyle="1" w:styleId="6CA949F61E5A4BD9B06E5C8854ED0B19">
-    <w:name w:val="6CA949F61E5A4BD9B06E5C8854ED0B19"/>
-    <w:rsid w:val="006A2D6F"/>
-  </w:style>
   <w:style w:type="paragraph" w:customStyle="1" w:styleId="0CCB450A212F4B07B5BC2C6439FCE639">
     <w:name w:val="0CCB450A212F4B07B5BC2C6439FCE639"/>
     <w:rsid w:val="002D6D59"/>
@@ -5115,70 +5510,6 @@
     <w:name w:val="09AE8A9208CC4E20BC697BB15CE9DADA"/>
     <w:rsid w:val="00335365"/>
   </w:style>
-  <w:style w:type="paragraph" w:customStyle="1" w:styleId="E52ED68ED8474EB38ABFD788E6B53E47">
-    <w:name w:val="E52ED68ED8474EB38ABFD788E6B53E47"/>
-    <w:rsid w:val="00D773DD"/>
-  </w:style>
-  <w:style w:type="paragraph" w:customStyle="1" w:styleId="5FD2338AE18C4054B136E89865F0D601">
-    <w:name w:val="5FD2338AE18C4054B136E89865F0D601"/>
-    <w:rsid w:val="00D773DD"/>
-  </w:style>
-  <w:style w:type="paragraph" w:customStyle="1" w:styleId="323AFCE67AAB4BB19FFC21B54EB0799A">
-    <w:name w:val="323AFCE67AAB4BB19FFC21B54EB0799A"/>
-    <w:rsid w:val="00D773DD"/>
-  </w:style>
-  <w:style w:type="paragraph" w:customStyle="1" w:styleId="E89AA59296584643BE2AFF07AA055572">
-    <w:name w:val="E89AA59296584643BE2AFF07AA055572"/>
-    <w:rsid w:val="00D773DD"/>
-  </w:style>
-  <w:style w:type="paragraph" w:customStyle="1" w:styleId="3767422DC5FC4D5E879DF08A3E24A73C">
-    <w:name w:val="3767422DC5FC4D5E879DF08A3E24A73C"/>
-    <w:rsid w:val="006A2D6F"/>
-  </w:style>
-  <w:style w:type="paragraph" w:customStyle="1" w:styleId="4BDD4EE7C2D44B38BB8DEC8350803133">
-    <w:name w:val="4BDD4EE7C2D44B38BB8DEC8350803133"/>
-    <w:rsid w:val="006A2D6F"/>
-  </w:style>
-  <w:style w:type="paragraph" w:customStyle="1" w:styleId="CB02297DBB444482BCC094CFFA584ED0">
-    <w:name w:val="CB02297DBB444482BCC094CFFA584ED0"/>
-    <w:rsid w:val="006A2D6F"/>
-  </w:style>
-  <w:style w:type="paragraph" w:customStyle="1" w:styleId="EFDD1BD50F1A4719A8AA11277396ACEC">
-    <w:name w:val="EFDD1BD50F1A4719A8AA11277396ACEC"/>
-    <w:rsid w:val="006A2D6F"/>
-  </w:style>
-  <w:style w:type="paragraph" w:customStyle="1" w:styleId="1CF05AC7D00040D1810CFE67842EB523">
-    <w:name w:val="1CF05AC7D00040D1810CFE67842EB523"/>
-    <w:rsid w:val="006A2D6F"/>
-  </w:style>
-  <w:style w:type="paragraph" w:customStyle="1" w:styleId="674DBCB2E2B34D9EADFAD667C15E6833">
-    <w:name w:val="674DBCB2E2B34D9EADFAD667C15E6833"/>
-    <w:rsid w:val="006A2D6F"/>
-  </w:style>
-  <w:style w:type="paragraph" w:customStyle="1" w:styleId="0E0B8666C66148889FD717D5ECF78938">
-    <w:name w:val="0E0B8666C66148889FD717D5ECF78938"/>
-    <w:rsid w:val="006A2D6F"/>
-  </w:style>
-  <w:style w:type="paragraph" w:customStyle="1" w:styleId="929AC50F4D7D42199EFF5F3BC00AECB2">
-    <w:name w:val="929AC50F4D7D42199EFF5F3BC00AECB2"/>
-    <w:rsid w:val="006A2D6F"/>
-  </w:style>
-  <w:style w:type="paragraph" w:customStyle="1" w:styleId="EDD6F12C48B843549BE15D06C403E9AD">
-    <w:name w:val="EDD6F12C48B843549BE15D06C403E9AD"/>
-    <w:rsid w:val="006A2D6F"/>
-  </w:style>
-  <w:style w:type="paragraph" w:customStyle="1" w:styleId="FBE4E9F8FED44457A2FC7FB55E72EBDE">
-    <w:name w:val="FBE4E9F8FED44457A2FC7FB55E72EBDE"/>
-    <w:rsid w:val="006A2D6F"/>
-  </w:style>
-  <w:style w:type="paragraph" w:customStyle="1" w:styleId="2B17CC4B7570456E80A5CC2C3BF01829">
-    <w:name w:val="2B17CC4B7570456E80A5CC2C3BF01829"/>
-    <w:rsid w:val="006A2D6F"/>
-  </w:style>
-  <w:style w:type="paragraph" w:customStyle="1" w:styleId="6221DDFC82E54D91B34E34B544386DA3">
-    <w:name w:val="6221DDFC82E54D91B34E34B544386DA3"/>
-    <w:rsid w:val="006A2D6F"/>
-  </w:style>
   <w:style w:type="paragraph" w:customStyle="1" w:styleId="19F040F6864B48A599C11E15E63169CB">
     <w:name w:val="19F040F6864B48A599C11E15E63169CB"/>
     <w:rsid w:val="006A2D6F"/>
@@ -5242,6 +5573,102 @@
   <w:style w:type="paragraph" w:customStyle="1" w:styleId="42E191C0690647B191CC0223A92899C0">
     <w:name w:val="42E191C0690647B191CC0223A92899C0"/>
     <w:rsid w:val="006A2D6F"/>
+  </w:style>
+  <w:style w:type="paragraph" w:customStyle="1" w:styleId="34B6F8BA26F646F68A37691271B3F55F">
+    <w:name w:val="34B6F8BA26F646F68A37691271B3F55F"/>
+    <w:rsid w:val="00DB31FF"/>
+  </w:style>
+  <w:style w:type="paragraph" w:customStyle="1" w:styleId="25460ED437A4496E89F0573E548663A5">
+    <w:name w:val="25460ED437A4496E89F0573E548663A5"/>
+    <w:rsid w:val="00DB31FF"/>
+  </w:style>
+  <w:style w:type="paragraph" w:customStyle="1" w:styleId="511BA055BCF742B28690006B1F16380D">
+    <w:name w:val="511BA055BCF742B28690006B1F16380D"/>
+    <w:rsid w:val="00DB31FF"/>
+  </w:style>
+  <w:style w:type="paragraph" w:customStyle="1" w:styleId="B349F19AEE6647BB8B04459D5FA2C6D9">
+    <w:name w:val="B349F19AEE6647BB8B04459D5FA2C6D9"/>
+    <w:rsid w:val="00DB31FF"/>
+  </w:style>
+  <w:style w:type="paragraph" w:customStyle="1" w:styleId="0FD075EFE21446879B6B79097EE77419">
+    <w:name w:val="0FD075EFE21446879B6B79097EE77419"/>
+    <w:rsid w:val="00DB31FF"/>
+  </w:style>
+  <w:style w:type="paragraph" w:customStyle="1" w:styleId="91C353EBBF4B4ACCA558C99BCBCE47CA">
+    <w:name w:val="91C353EBBF4B4ACCA558C99BCBCE47CA"/>
+    <w:rsid w:val="00DB31FF"/>
+  </w:style>
+  <w:style w:type="paragraph" w:customStyle="1" w:styleId="EF53A6F67B43469198ED944470F7D6F7">
+    <w:name w:val="EF53A6F67B43469198ED944470F7D6F7"/>
+    <w:rsid w:val="00DB31FF"/>
+  </w:style>
+  <w:style w:type="paragraph" w:customStyle="1" w:styleId="DD2D3415FECF40EE923D308A68EFC7BC">
+    <w:name w:val="DD2D3415FECF40EE923D308A68EFC7BC"/>
+    <w:rsid w:val="00DB31FF"/>
+  </w:style>
+  <w:style w:type="paragraph" w:customStyle="1" w:styleId="B07A359F6872421B82EF02B58F160D4D">
+    <w:name w:val="B07A359F6872421B82EF02B58F160D4D"/>
+    <w:rsid w:val="00DB31FF"/>
+  </w:style>
+  <w:style w:type="paragraph" w:customStyle="1" w:styleId="DA80B41F5E564B58A7CCB57A589BFD97">
+    <w:name w:val="DA80B41F5E564B58A7CCB57A589BFD97"/>
+    <w:rsid w:val="00DB31FF"/>
+  </w:style>
+  <w:style w:type="paragraph" w:customStyle="1" w:styleId="F548B251BC684357AF0411D8D89B8DBA">
+    <w:name w:val="F548B251BC684357AF0411D8D89B8DBA"/>
+    <w:rsid w:val="00DB31FF"/>
+  </w:style>
+  <w:style w:type="paragraph" w:customStyle="1" w:styleId="2072634B98D04DD69BF8BB4541314BC8">
+    <w:name w:val="2072634B98D04DD69BF8BB4541314BC8"/>
+    <w:rsid w:val="00DB31FF"/>
+  </w:style>
+  <w:style w:type="paragraph" w:customStyle="1" w:styleId="990021C44BBF4F709651B3122CCD3450">
+    <w:name w:val="990021C44BBF4F709651B3122CCD3450"/>
+    <w:rsid w:val="00DB31FF"/>
+  </w:style>
+  <w:style w:type="paragraph" w:customStyle="1" w:styleId="0F21C78CA3E74983A1521AEE312B1F7B">
+    <w:name w:val="0F21C78CA3E74983A1521AEE312B1F7B"/>
+    <w:rsid w:val="00DB31FF"/>
+  </w:style>
+  <w:style w:type="paragraph" w:customStyle="1" w:styleId="E5423A1F810A4C1EAD796CEEB15EDB50">
+    <w:name w:val="E5423A1F810A4C1EAD796CEEB15EDB50"/>
+    <w:rsid w:val="00DB31FF"/>
+  </w:style>
+  <w:style w:type="paragraph" w:customStyle="1" w:styleId="9A3DDC399BA947CF86EF8E3FEDCB17CA">
+    <w:name w:val="9A3DDC399BA947CF86EF8E3FEDCB17CA"/>
+    <w:rsid w:val="00DB31FF"/>
+  </w:style>
+  <w:style w:type="paragraph" w:customStyle="1" w:styleId="D1A17F6482F1432A920BFF525C88FEED">
+    <w:name w:val="D1A17F6482F1432A920BFF525C88FEED"/>
+    <w:rsid w:val="00DB31FF"/>
+  </w:style>
+  <w:style w:type="paragraph" w:customStyle="1" w:styleId="731EFA9C15E34A979C9308A9A403D9C3">
+    <w:name w:val="731EFA9C15E34A979C9308A9A403D9C3"/>
+    <w:rsid w:val="00DB31FF"/>
+  </w:style>
+  <w:style w:type="paragraph" w:customStyle="1" w:styleId="42A6006BF8E04CACAFD4DFE062E5680F">
+    <w:name w:val="42A6006BF8E04CACAFD4DFE062E5680F"/>
+    <w:rsid w:val="00DB31FF"/>
+  </w:style>
+  <w:style w:type="paragraph" w:customStyle="1" w:styleId="EF1580381BD54EBA9DD4C898FFE72C28">
+    <w:name w:val="EF1580381BD54EBA9DD4C898FFE72C28"/>
+    <w:rsid w:val="00DB31FF"/>
+  </w:style>
+  <w:style w:type="paragraph" w:customStyle="1" w:styleId="177C8F54E843474E9D66729F60BC6AC9">
+    <w:name w:val="177C8F54E843474E9D66729F60BC6AC9"/>
+    <w:rsid w:val="00DB31FF"/>
+  </w:style>
+  <w:style w:type="paragraph" w:customStyle="1" w:styleId="A9689DC10FCA4AB8B2FBD4965516AA95">
+    <w:name w:val="A9689DC10FCA4AB8B2FBD4965516AA95"/>
+    <w:rsid w:val="00DB31FF"/>
+  </w:style>
+  <w:style w:type="paragraph" w:customStyle="1" w:styleId="7C088C8E502F4EF4851F0572C8E78606">
+    <w:name w:val="7C088C8E502F4EF4851F0572C8E78606"/>
+    <w:rsid w:val="00DB31FF"/>
+  </w:style>
+  <w:style w:type="paragraph" w:customStyle="1" w:styleId="1E2BBE0B3E9A4792BE7A6EEA7FD7B5B2">
+    <w:name w:val="1E2BBE0B3E9A4792BE7A6EEA7FD7B5B2"/>
+    <w:rsid w:val="00DB31FF"/>
   </w:style>
 </w:styles>
 </file>
@@ -5588,7 +6015,11 @@
 </we:webextension>
 </file>
 
-<file path=customXml/item1.xml>��< ? x m l   v e r s i o n = " 1 . 0 "   e n c o d i n g = " u t f - 1 6 " ? > +<file path=customXml/item1.xml><?xml version="1.0" encoding="utf-8"?>
+<b:Sources xmlns:b="http://schemas.openxmlformats.org/officeDocument/2006/bibliography" xmlns="http://schemas.openxmlformats.org/officeDocument/2006/bibliography" SelectedStyle="\APASixthEditionOfficeOnline.xsl" StyleName="APA" Version="6"/>
+</file>
+
+<file path=customXml/item2.xml>��< ? x m l   v e r s i o n = " 1 . 0 "   e n c o d i n g = " u t f - 1 6 " ? >   
  < N a v W o r d R e p o r t X m l P a r t   x m l n s = " u r n : m i c r o s o f t - d y n a m i c s - n a v / r e p o r t s / Q l t y _ G e n e r a l _ P u r p o s e _ I n s p e c t / 2 0 4 0 5 / " >   
@@ -5664,8 +6095,12 @@
  
          < F i n i s h e d O n L a b e l > F i n i s h e d O n L a b e l < / F i n i s h e d O n L a b e l >   
+         < I n s p e c t i o n D e s c r i p t i o n L a b e l > I n s p e c t i o n D e s c r i p t i o n L a b e l < / I n s p e c t i o n D e s c r i p t i o n L a b e l > + 
          < I n s p e c t i o n L a b e l > I n s p e c t i o n L a b e l < / I n s p e c t i o n L a b e l >   
+         < I t e m D e s c r i p t i o n L a b e l > I t e m D e s c r i p t i o n L a b e l < / I t e m D e s c r i p t i o n L a b e l > + 
          < I t e m L a b e l > I t e m L a b e l < / I t e m L a b e l >   
          < I t e m T r a c k i n g L a b e l > I t e m T r a c k i n g L a b e l < / I t e m T r a c k i n g L a b e l > @@ -5678,6 +6113,8 @@
  
          < R e s u l t L a b e l > R e s u l t L a b e l < / R e s u l t L a b e l >   
+         < S t a t u s L a b e l > S t a t u s L a b e l < / S t a t u s L a b e l > + 
          < T e s t L a b e l > T e s t L a b e l < / T e s t L a b e l >   
          < T e s t V a l u e L a b e l > T e s t V a l u e L a b e l < / T e s t V a l u e L a b e l > @@ -5740,11 +6177,11 @@
  
          < H o m e P a g e V a l u e > H o m e P a g e V a l u e < / H o m e P a g e V a l u e >   
-         < I n s p e c t i o n I n f o r m a t i o n > I n s p e c t i o n I n f o r m a t i o n < / I n s p e c t i o n I n f o r m a t i o n > - 
          < I t e m D e s c r i p t i o n > I t e m D e s c r i p t i o n < / I t e m D e s c r i p t i o n >   
-         < I t e m T r a c k i n g D e s c r i p t i o n > I t e m T r a c k i n g D e s c r i p t i o n < / I t e m T r a c k i n g D e s c r i p t i o n > +         < I t e m I d e n t i f i e r > I t e m I d e n t i f i e r < / I t e m I d e n t i f i e r > + 
+         < I t e m T r a c k i n g I d e n t i f i e r > I t e m T r a c k i n g I d e n t i f i e r < / I t e m T r a c k i n g I d e n t i f i e r >   
          < P h o n e N o L a b e l > P h o n e N o L a b e l < / P h o n e N o L a b e l >   
@@ -5957,7 +6394,7 @@
  < / N a v W o r d R e p o r t X m l P a r t > 
 </file>
 
-<file path=customXml/item2.xml>��< ? x m l   v e r s i o n = " 1 . 0 "   e n c o d i n g = " u t f - 1 6 " ? > < N a v W o r d R e p o r t X m l P a r t   x m l n s = " u r n : m i c r o s o f t - d y n a m i c s - b u s i n e s s c e n t r a l / i n t e r n a l / e x t e n d e d / r e p o r t s / Q l t y _ G e n e r a l _ P u r p o s e _ I n s p e c t / 2 0 4 0 5 / " > +<file path=customXml/item3.xml>��< ? x m l   v e r s i o n = " 1 . 0 "   e n c o d i n g = " u t f - 1 6 " ? > < N a v W o r d R e p o r t X m l P a r t   x m l n s = " u r n : m i c r o s o f t - d y n a m i c s - b u s i n e s s c e n t r a l / i n t e r n a l / e x t e n d e d / r e p o r t s / Q l t y _ G e n e r a l _ P u r p o s e _ I n s p e c t / 2 0 4 0 5 / " >   
      < B C R e p o r t I n f o r m a t i o n >   
@@ -6031,8 +6468,12 @@
  
          < F i n i s h e d O n L a b e l   E l e m e n t T y p e = " P a r a m e t e r "   E l e m e n t I d = " 1 9 3 5 3 2 6 4 3 2 "   D a t a T y p e = " S t r i n g " > F i n i s h e d O n L a b e l < / F i n i s h e d O n L a b e l >   
+         < I n s p e c t i o n D e s c r i p t i o n L a b e l   E l e m e n t T y p e = " P a r a m e t e r "   E l e m e n t I d = " 3 8 1 4 2 6 1 5 5 "   D a t a T y p e = " S t r i n g " > I n s p e c t i o n D e s c r i p t i o n L a b e l < / I n s p e c t i o n D e s c r i p t i o n L a b e l > + 
          < I n s p e c t i o n L a b e l   E l e m e n t T y p e = " P a r a m e t e r "   E l e m e n t I d = " 1 5 4 9 8 3 1 5 2 5 "   D a t a T y p e = " S t r i n g " > I n s p e c t i o n L a b e l < / I n s p e c t i o n L a b e l >   
+         < I t e m D e s c r i p t i o n L a b e l   E l e m e n t T y p e = " P a r a m e t e r "   E l e m e n t I d = " 1 5 6 7 1 7 4 7 2 8 "   D a t a T y p e = " S t r i n g " > I t e m D e s c r i p t i o n L a b e l < / I t e m D e s c r i p t i o n L a b e l > + 
          < I t e m L a b e l   E l e m e n t T y p e = " P a r a m e t e r "   E l e m e n t I d = " 1 0 8 2 0 2 8 9 7 4 "   D a t a T y p e = " S t r i n g " > I t e m L a b e l < / I t e m L a b e l >   
          < I t e m T r a c k i n g L a b e l   E l e m e n t T y p e = " P a r a m e t e r "   E l e m e n t I d = " 9 3 5 5 3 4 6 7 1 "   D a t a T y p e = " S t r i n g " > I t e m T r a c k i n g L a b e l < / I t e m T r a c k i n g L a b e l > @@ -6045,6 +6486,8 @@
  
          < R e s u l t L a b e l   E l e m e n t T y p e = " P a r a m e t e r "   E l e m e n t I d = " 4 0 7 6 0 6 8 8 6 "   D a t a T y p e = " S t r i n g " > R e s u l t L a b e l < / R e s u l t L a b e l >   
+         < S t a t u s L a b e l   E l e m e n t T y p e = " P a r a m e t e r "   E l e m e n t I d = " 2 0 3 8 7 0 9 6 2 5 "   D a t a T y p e = " S t r i n g " > S t a t u s L a b e l < / S t a t u s L a b e l > + 
          < T e s t L a b e l   E l e m e n t T y p e = " P a r a m e t e r "   E l e m e n t I d = " 1 5 2 2 4 8 5 9 "   D a t a T y p e = " S t r i n g " > T e s t L a b e l < / T e s t L a b e l >   
          < T e s t V a l u e L a b e l   E l e m e n t T y p e = " P a r a m e t e r "   E l e m e n t I d = " 1 1 6 2 1 3 2 5 7 0 "   D a t a T y p e = " S t r i n g " > T e s t V a l u e L a b e l < / T e s t V a l u e L a b e l > @@ -6221,6 +6664,12 @@
  
          < / T o o l t i p >   
+         < T o o l t i p   c o l u m n = " I t e m D e s c r i p t i o n "   E l e m e n t I d = " 1 9 6 5 3 9 3 7 9 0 " > + 
+             < T o o l t i p T e x t   l a n g = " e n - U S " > S p e c i f i e s   a   d e s c r i p t i o n   o f   t h e   i t e m . < / T o o l t i p T e x t > + 
+         < / T o o l t i p > + 
          < T o o l t i p   c o l u m n = " F i e l d _ C o d e "   E l e m e n t I d = " 1 3 2 7 2 5 5 7 3 " >   
              < T o o l t i p T e x t   l a n g = " e n - U S " > S p e c i f i e s   t h e   f i e l d / q u e s t i o n / m e t r i c   i n   t h i s   t e s t . < / T o o l t i p T e x t > @@ -6309,11 +6758,11 @@
  
          < H o m e P a g e V a l u e   E l e m e n t T y p e = " C o l u m n "   E l e m e n t I d = " 5 3 3 5 1 4 0 3 4 "   D a t a T y p e = " T e x t " > H o m e P a g e V a l u e < / H o m e P a g e V a l u e >   
-         < I n s p e c t i o n I n f o r m a t i o n   E l e m e n t T y p e = " C o l u m n "   E l e m e n t I d = " 1 5 3 2 8 6 0 1 9 9 "   D a t a T y p e = " T e x t " > I n s p e c t i o n I n f o r m a t i o n < / I n s p e c t i o n I n f o r m a t i o n > - 
          < I t e m D e s c r i p t i o n   E l e m e n t T y p e = " C o l u m n "   E l e m e n t I d = " 1 9 6 5 3 9 3 7 9 0 "   D a t a T y p e = " T e x t " > I t e m D e s c r i p t i o n < / I t e m D e s c r i p t i o n >   
-         < I t e m T r a c k i n g D e s c r i p t i o n   E l e m e n t T y p e = " C o l u m n "   E l e m e n t I d = " 1 1 1 7 1 0 3 3 4 5 "   D a t a T y p e = " T e x t " > I t e m T r a c k i n g D e s c r i p t i o n < / I t e m T r a c k i n g D e s c r i p t i o n > +         < I t e m I d e n t i f i e r   E l e m e n t T y p e = " C o l u m n "   E l e m e n t I d = " 5 0 6 2 1 1 7 7 1 "   D a t a T y p e = " T e x t " > I t e m I d e n t i f i e r < / I t e m I d e n t i f i e r > + 
+         < I t e m T r a c k i n g I d e n t i f i e r   E l e m e n t T y p e = " C o l u m n "   E l e m e n t I d = " 7 9 0 2 0 8 2 0 4 "   D a t a T y p e = " T e x t " > I t e m T r a c k i n g I d e n t i f i e r < / I t e m T r a c k i n g I d e n t i f i e r >   
          < P h o n e N o L a b e l   E l e m e n t T y p e = " C o l u m n "   E l e m e n t I d = " 1 6 1 4 5 2 6 0 7 8 "   D a t a T y p e = " T e x t " > P h o n e N o L a b e l < / P h o n e N o L a b e l >   
@@ -6526,11 +6975,15 @@
  < / N a v W o r d R e p o r t X m l P a r t > 
 </file>
 
-<file path=customXml/item3.xml><?xml version="1.0" encoding="utf-8"?>
-<b:Sources xmlns:b="http://schemas.openxmlformats.org/officeDocument/2006/bibliography" xmlns="http://schemas.openxmlformats.org/officeDocument/2006/bibliography" SelectedStyle="\APASixthEditionOfficeOnline.xsl" StyleName="APA" Version="6"/>
+<file path=customXml/itemProps1.xml><?xml version="1.0" encoding="utf-8"?>
+<ds:datastoreItem xmlns:ds="http://schemas.openxmlformats.org/officeDocument/2006/customXml" ds:itemID="{17CE75AC-9DC5-435C-A40B-AC945788E8B7}">
+  <ds:schemaRefs>
+    <ds:schemaRef ds:uri="http://schemas.openxmlformats.org/officeDocument/2006/bibliography"/>
+  </ds:schemaRefs>
+</ds:datastoreItem>
 </file>
 
-<file path=customXml/itemProps1.xml><?xml version="1.0" encoding="utf-8"?>
+<file path=customXml/itemProps2.xml><?xml version="1.0" encoding="utf-8"?>
 <ds:datastoreItem xmlns:ds="http://schemas.openxmlformats.org/officeDocument/2006/customXml" ds:itemID="{17DA42EE-3024-4C2F-8931-9EB6F7151F21}">
   <ds:schemaRefs>
     <ds:schemaRef ds:uri="urn:microsoft-dynamics-nav/reports/Qlty_General_Purpose_Inspect/20405/"/>
@@ -6538,18 +6991,10 @@
 </ds:datastoreItem>
 </file>
 
-<file path=customXml/itemProps2.xml><?xml version="1.0" encoding="utf-8"?>
+<file path=customXml/itemProps3.xml><?xml version="1.0" encoding="utf-8"?>
 <ds:datastoreItem xmlns:ds="http://schemas.openxmlformats.org/officeDocument/2006/customXml" ds:itemID="{7D22A0DD-D26F-4B21-8534-A70495870603}">
   <ds:schemaRefs>
     <ds:schemaRef ds:uri="urn:microsoft-dynamics-businesscentral/internal/extended/reports/Qlty_General_Purpose_Inspect/20405/"/>
-  </ds:schemaRefs>
-</ds:datastoreItem>
-</file>
-
-<file path=customXml/itemProps3.xml><?xml version="1.0" encoding="utf-8"?>
-<ds:datastoreItem xmlns:ds="http://schemas.openxmlformats.org/officeDocument/2006/customXml" ds:itemID="{17CE75AC-9DC5-435C-A40B-AC945788E8B7}">
-  <ds:schemaRefs>
-    <ds:schemaRef ds:uri="http://schemas.openxmlformats.org/officeDocument/2006/bibliography"/>
   </ds:schemaRefs>
 </ds:datastoreItem>
 </file>

--- a/Quality Management/src/Reports/QltyGeneralPurposeInspection.docx
+++ b/Quality Management/src/Reports/QltyGeneralPurposeInspection.docx
@@ -6394,7 +6394,9 @@
  < / N a v W o r d R e p o r t X m l P a r t > 
 </file>
 
-<file path=customXml/item3.xml>��< ? x m l   v e r s i o n = " 1 . 0 "   e n c o d i n g = " u t f - 1 6 " ? > < N a v W o r d R e p o r t X m l P a r t   x m l n s = " u r n : m i c r o s o f t - d y n a m i c s - b u s i n e s s c e n t r a l / i n t e r n a l / e x t e n d e d / r e p o r t s / Q l t y _ G e n e r a l _ P u r p o s e _ I n s p e c t / 2 0 4 0 5 / " > +<file path=customXml/item3.xml>��< ? x m l   v e r s i o n = " 1 . 0 "   e n c o d i n g = " u t f - 1 6 " ? > + 
+ < N a v W o r d R e p o r t X m l P a r t   x m l n s = " u r n : m i c r o s o f t - d y n a m i c s - b u s i n e s s c e n t r a l / i n t e r n a l / e x t e n d e d / r e p o r t s / Q l t y _ G e n e r a l _ P u r p o s e _ I n s p e c t / 2 0 4 0 5 / " >   
      < B C R e p o r t I n f o r m a t i o n >   
@@ -6744,7 +6746,7 @@
  
          < C o m p a n y I n f o r m a t i o n _ R o w 8   E l e m e n t T y p e = " C o l u m n "   E l e m e n t I d = " 3 9 8 9 1 0 6 3 7 "   D a t a T y p e = " T e x t " > C o m p a n y I n f o r m a t i o n _ R o w 8 < / C o m p a n y I n f o r m a t i o n _ R o w 8 >   
-         < C o m p a n y L o g o   E l e m e n t T y p e = " C o l u m n "   E l e m e n t I d = " 2 3 7 6 9 1 5 1 "   D a t a T y p e = " B l o b " / > +         < C o m p a n y L o g o   E l e m e n t T y p e = " C o l u m n "   E l e m e n t I d = " 2 3 7 6 9 1 5 1 "   D a t a T y p e = " B l o b "   / >   
          < E m a i l L a b e l   E l e m e n t T y p e = " C o l u m n "   E l e m e n t I d = " 7 7 1 8 8 7 1 3 5 "   D a t a T y p e = " T e x t " > E m a i l L a b e l < / E m a i l L a b e l >   
@@ -6768,7 +6770,7 @@
  
          < P h o n e N o V a l u e   E l e m e n t T y p e = " C o l u m n "   E l e m e n t I d = " 1 2 8 6 6 4 9 7 8 1 "   D a t a T y p e = " T e x t " > P h o n e N o V a l u e < / P h o n e N o V a l u e >   
-         < Q l t y I n s p e c t i o n T e m p l a t e _ D e s c r i p t i o n   E l e m e n t T y p e = " C o l u m n "   E l e m e n t I d = " 1 6 5 2 0 6 9 5 9 8 "   D a t a T y p e = " T e x t " > Q l t y I n s p e c t i o n T e m p l a t e _ D e s c r i p t i o n < / Q l t y I n s p e c t i o n T e m p l a t e _ D e s c r i p t i o n > +         < Q l t y I n s p e c t i o n T e m p l a t e _ D e s c r i p t i o n   E l e m e n t T y p e = " C o l u m n "   E l e m e n t I d = " 1 6 5 2 0 6 9 5 9 8 "   D a t a T y p e = " T e x t "   O b s o l e t e S t a t e = " P e n d i n g " > Q l t y I n s p e c t i o n T e m p l a t e _ D e s c r i p t i o n < / Q l t y I n s p e c t i o n T e m p l a t e _ D e s c r i p t i o n >   
          < Q l t y I n s p e c t i o n _ A p p r o v e r _ N a m e   E l e m e n t T y p e = " C o l u m n "   E l e m e n t I d = " 2 0 5 9 0 7 9 3 2 1 "   D a t a T y p e = " T e x t " > Q l t y I n s p e c t i o n _ A p p r o v e r _ N a m e < / Q l t y I n s p e c t i o n _ A p p r o v e r _ N a m e >   

--- a/Quality Management/src/Reports/QltyGeneralPurposeInspection.docx
+++ b/Quality Management/src/Reports/QltyGeneralPurposeInspection.docx
@@ -6518,13 +6518,13 @@
  
          < T o o l t i p   c o l u m n = " Q l t y I n s p e c t i o n _ R e s u l t _ C o d e "   E l e m e n t I d = " 1 8 0 7 0 7 7 0 6 5 " >   
-             < T o o l t i p T e x t   l a n g = " e n - U S " > S p e c i f i e s   t h e   r e s u l t   i s   a u t o m a t i c a l l y   d e t e r m i n e d   b a s e d   o n   t h e   t e s t   v a l u e   a n d   r e s u l t   c o n f i g u r a t i o n . < / T o o l t i p T e x t > +             < T o o l t i p T e x t   l a n g = " e n - U S " > S p e c i f i e s   t h e   r e s u l t   a u t o m a t i c a l l y   c a l c u l a t e d   f r o m   i n s p e c t i o n   t e s t   l i n e s   b a s e d   o n   t h e i r   e v a l u a t i o n   s e q u e n c e .   T h e   c a l c u l a t i o n   p r i o r i t i z e s   l i n e s   t h a t   f a i l e d   t h e   a c c e p t a b l e   q u a l i t y   l e v e l   a n d   t h e n   l i n e s   t h a t   h a v e   t h e   l o w e s t   e v a l u a t i o n   s e q u e n c e . < / T o o l t i p T e x t >   
          < / T o o l t i p >   
          < T o o l t i p   c o l u m n = " Q l t y I n s p e c t i o n _ R e s u l t _ D e s c r i p t i o n "   E l e m e n t I d = " 8 1 0 5 3 8 1 8 8 " >   
-             < T o o l t i p T e x t   l a n g = " e n - U S " > S p e c i f i e s   t h e   r e s u l t   d e s c r i p t i o n   f o r   t h i s   t e s t   r e s u l t .   T h e   r e s u l t   i s   a u t o m a t i c a l l y   d e t e r m i n e d   b a s e d   o n   t h e   t e s t   v a l u e   a n d   r e s u l t   c o n f i g u r a t i o n . < / T o o l t i p T e x t > +             < T o o l t i p T e x t   l a n g = " e n - U S " > S p e c i f i e s   t h e   d e s c r i p t i o n   o f   t h e   i n s p e c t i o n   r e s u l t .   T h i s   v a l u e   i s   a u t o m a t i c a l l y   r e t r i e v e d   f r o m   t h e   r e s u l t   d e f i n i t i o n   b a s e d   o n   t h e   R e s u l t   C o d e   f i e l d . < / T o o l t i p T e x t >   
          < / T o o l t i p >   
@@ -6692,13 +6692,13 @@
  
          < T o o l t i p   c o l u m n = " F i e l d _ T y p e "   E l e m e n t I d = " 1 3 2 8 1 6 4 0 1 6 " >   
-             < T o o l t i p T e x t   l a n g = " e n - U S " > S p e c i f i e s   t h e   d a t a   t y p e   o f   t h e   v a l u e s   y o u   c a n   e n t e r   o r   s e l e c t   f o r   t h i s   t e s t .   U s e   D e c i m a l   f o r   n u m e r i c a l   m e a s u r e m e n t s .   U s e   C h o i c e   t o   g i v e   a   l i s t   o f   o p t i o n s   t o   c h o o s e   f r o m .   I f   y o u   w a n t   t o   c h o o s e   o p t i o n s   f r o m   a n   e x i s t i n g   t a b l e ,   u s e   T a b l e   L o o k u p . < / T o o l t i p T e x t > +             < T o o l t i p T e x t   l a n g = " e n - U S " > S p e c i f i e s   t h e   d a t a   v a l u e   t y p e   o f   t h e   t e s t .   T h e   v a l u e   i s   a u t o m a t i c a l l y   r e t r i e v e d   f r o m   t h e   T e s t   V a l u e   T y p e   f i e l d   o n   t h e   t e s t   t e m p l a t e . < / T o o l t i p T e x t >   
          < / T o o l t i p >   
          < T o o l t i p   c o l u m n = " T e s t _ R e s u l t "   E l e m e n t I d = " 1 2 7 1 0 6 2 1 4 1 " >   
-             < T o o l t i p T e x t   l a n g = " e n - U S " > S p e c i f i e s   t h e   r e s u l t   i s   a u t o m a t i c a l l y   d e t e r m i n e d   b a s e d   o n   t h e   t e s t   v a l u e   a n d   r e s u l t   c o n f i g u r a t i o n . < / T o o l t i p T e x t > +             < T o o l t i p T e x t   l a n g = " e n - U S " > S p e c i f i e s   t h e   a u t o m a t i c a l l y   c a l c u l a t e d   r e s u l t   b a s e d   o n   t h e   e v a l u a t i o n   o f   t h e   a c t u a l   t e s t   v a l u e   a g a i n s t   t h e   d e f i n e d   r e s u l t   c o n d i t i o n s . < / T o o l t i p T e x t >   
          < / T o o l t i p >   
